--- a/docs/Informe_Tecnico_SPACEWISE_AI.docx
+++ b/docs/Informe_Tecnico_SPACEWISE_AI.docx
@@ -129,7 +129,7 @@
           <w:sz w:val="21"/>
           <w:szCs w:val="21"/>
         </w:rPr>
-        <w:t xml:space="preserve">La versión actual del repositorio ya incluye un catálogo de 110 equipos, un motor de simulación en MATLAB que genera el perfil horario de cada máquina durante un año (8.760 horas), una base de datos SQLite, una API en Flask, un dashboard web y un orquestador en Python que lanza todo con un solo comando. La simulación puede correr de forma continua, hora por hora, y el dashboard se actualiza mientras avanza.</w:t>
+        <w:t xml:space="preserve">La versión actual del repositorio ya incluye un catálogo de 110 equipos, un motor de simulación en MATLAB que genera el perfil horario de cada máquina durante un año (8.760 horas), una base de datos SQLite, una API en Flask, un dashboard web y un orquestador en Python que lanza todo con un solo comando. La simulación puede correr de forma continua, hora por hora, y el dashboard se actualiza mientras avanza. El informe plantea además las medidas de ahorro que se evaluarán con el simulador (sección 7).</w:t>
       </w:r>
     </w:p>
     <w:p>
@@ -3976,7 +3976,961 @@
           <w:sz w:val="28"/>
           <w:szCs w:val="28"/>
         </w:rPr>
-        <w:t xml:space="preserve">7. Revisión técnica</w:t>
+        <w:t xml:space="preserve">7. Soluciones para reducir el consumo</w:t>
+      </w:r>
+    </w:p>
+    <w:p>
+      <w:pPr>
+        <w:keepNext/>
+        <w:spacing w:after="120" w:line="280"/>
+      </w:pPr>
+      <w:r>
+        <w:rPr>
+          <w:rFonts w:ascii="Calibri" w:cs="Calibri" w:eastAsia="Calibri" w:hAnsi="Calibri"/>
+          <w:sz w:val="21"/>
+          <w:szCs w:val="21"/>
+        </w:rPr>
+        <w:t xml:space="preserve">El objetivo del programa es mejorar la eficiencia en el uso de la energía eléctrica, por lo que el simulador debe servir para evaluar medidas de ahorro y no solo para medir el consumo. Las que se plantean abajo son hipótesis de trabajo: salen de los datos que ya tiene el catálogo y se evaluarán con el simulador. Todavía no se calculan en el código, y no se incluyen porcentajes de ahorro porque aún falta una referencia que los respalde.</w:t>
+      </w:r>
+    </w:p>
+    <w:tbl>
+      <w:tblPr>
+        <w:tblW w:type="dxa" w:w="9638"/>
+        <w:tblBorders>
+          <w:top w:val="single" w:color="auto" w:sz="4"/>
+          <w:left w:val="single" w:color="auto" w:sz="4"/>
+          <w:bottom w:val="single" w:color="auto" w:sz="4"/>
+          <w:right w:val="single" w:color="auto" w:sz="4"/>
+          <w:insideH w:val="single" w:color="auto" w:sz="4"/>
+          <w:insideV w:val="single" w:color="auto" w:sz="4"/>
+        </w:tblBorders>
+      </w:tblPr>
+      <w:tblGrid>
+        <w:gridCol w:w="2500"/>
+        <w:gridCol w:w="3000"/>
+        <w:gridCol w:w="4138"/>
+      </w:tblGrid>
+      <w:tr>
+        <w:trPr>
+          <w:cantSplit/>
+          <w:tblHeader/>
+        </w:trPr>
+        <w:tc>
+          <w:tcPr>
+            <w:tcW w:type="dxa" w:w="2500"/>
+            <w:tcBorders>
+              <w:top w:val="single" w:color="C8C8C8" w:sz="4"/>
+              <w:left w:val="single" w:color="C8C8C8" w:sz="4"/>
+              <w:bottom w:val="single" w:color="C8C8C8" w:sz="4"/>
+              <w:right w:val="single" w:color="C8C8C8" w:sz="4"/>
+            </w:tcBorders>
+            <w:shd w:fill="1F4E79" w:color="auto" w:val="clear"/>
+            <w:tcMar>
+              <w:top w:type="dxa" w:w="80"/>
+              <w:left w:type="dxa" w:w="120"/>
+              <w:bottom w:type="dxa" w:w="80"/>
+              <w:right w:type="dxa" w:w="120"/>
+            </w:tcMar>
+          </w:tcPr>
+          <w:p>
+            <w:pPr>
+              <w:keepNext/>
+              <w:spacing w:line="264"/>
+              <w:jc w:val="left"/>
+            </w:pPr>
+            <w:r>
+              <w:rPr>
+                <w:rFonts w:ascii="Calibri" w:cs="Calibri" w:eastAsia="Calibri" w:hAnsi="Calibri"/>
+                <w:b/>
+                <w:bCs/>
+                <w:color w:val="FFFFFF"/>
+                <w:sz w:val="19"/>
+                <w:szCs w:val="19"/>
+              </w:rPr>
+              <w:t xml:space="preserve">Medida</w:t>
+            </w:r>
+          </w:p>
+        </w:tc>
+        <w:tc>
+          <w:tcPr>
+            <w:tcW w:type="dxa" w:w="3000"/>
+            <w:tcBorders>
+              <w:top w:val="single" w:color="C8C8C8" w:sz="4"/>
+              <w:left w:val="single" w:color="C8C8C8" w:sz="4"/>
+              <w:bottom w:val="single" w:color="C8C8C8" w:sz="4"/>
+              <w:right w:val="single" w:color="C8C8C8" w:sz="4"/>
+            </w:tcBorders>
+            <w:shd w:fill="1F4E79" w:color="auto" w:val="clear"/>
+            <w:tcMar>
+              <w:top w:type="dxa" w:w="80"/>
+              <w:left w:type="dxa" w:w="120"/>
+              <w:bottom w:type="dxa" w:w="80"/>
+              <w:right w:type="dxa" w:w="120"/>
+            </w:tcMar>
+          </w:tcPr>
+          <w:p>
+            <w:pPr>
+              <w:keepNext/>
+              <w:spacing w:line="264"/>
+              <w:jc w:val="left"/>
+            </w:pPr>
+            <w:r>
+              <w:rPr>
+                <w:rFonts w:ascii="Calibri" w:cs="Calibri" w:eastAsia="Calibri" w:hAnsi="Calibri"/>
+                <w:b/>
+                <w:bCs/>
+                <w:color w:val="FFFFFF"/>
+                <w:sz w:val="19"/>
+                <w:szCs w:val="19"/>
+              </w:rPr>
+              <w:t xml:space="preserve">Equipos donde aplica</w:t>
+            </w:r>
+          </w:p>
+        </w:tc>
+        <w:tc>
+          <w:tcPr>
+            <w:tcW w:type="dxa" w:w="4138"/>
+            <w:tcBorders>
+              <w:top w:val="single" w:color="C8C8C8" w:sz="4"/>
+              <w:left w:val="single" w:color="C8C8C8" w:sz="4"/>
+              <w:bottom w:val="single" w:color="C8C8C8" w:sz="4"/>
+              <w:right w:val="single" w:color="C8C8C8" w:sz="4"/>
+            </w:tcBorders>
+            <w:shd w:fill="1F4E79" w:color="auto" w:val="clear"/>
+            <w:tcMar>
+              <w:top w:type="dxa" w:w="80"/>
+              <w:left w:type="dxa" w:w="120"/>
+              <w:bottom w:type="dxa" w:w="80"/>
+              <w:right w:type="dxa" w:w="120"/>
+            </w:tcMar>
+          </w:tcPr>
+          <w:p>
+            <w:pPr>
+              <w:keepNext/>
+              <w:spacing w:line="264"/>
+              <w:jc w:val="left"/>
+            </w:pPr>
+            <w:r>
+              <w:rPr>
+                <w:rFonts w:ascii="Calibri" w:cs="Calibri" w:eastAsia="Calibri" w:hAnsi="Calibri"/>
+                <w:b/>
+                <w:bCs/>
+                <w:color w:val="FFFFFF"/>
+                <w:sz w:val="19"/>
+                <w:szCs w:val="19"/>
+              </w:rPr>
+              <w:t xml:space="preserve">Cómo se evaluaría en el simulador</w:t>
+            </w:r>
+          </w:p>
+        </w:tc>
+      </w:tr>
+      <w:tr>
+        <w:trPr>
+          <w:cantSplit/>
+        </w:trPr>
+        <w:tc>
+          <w:tcPr>
+            <w:tcW w:type="dxa" w:w="2500"/>
+            <w:tcBorders>
+              <w:top w:val="single" w:color="C8C8C8" w:sz="4"/>
+              <w:left w:val="single" w:color="C8C8C8" w:sz="4"/>
+              <w:bottom w:val="single" w:color="C8C8C8" w:sz="4"/>
+              <w:right w:val="single" w:color="C8C8C8" w:sz="4"/>
+            </w:tcBorders>
+            <w:tcMar>
+              <w:top w:type="dxa" w:w="80"/>
+              <w:left w:type="dxa" w:w="120"/>
+              <w:bottom w:type="dxa" w:w="80"/>
+              <w:right w:type="dxa" w:w="120"/>
+            </w:tcMar>
+          </w:tcPr>
+          <w:p>
+            <w:pPr>
+              <w:keepNext/>
+              <w:spacing w:line="264"/>
+              <w:jc w:val="left"/>
+            </w:pPr>
+            <w:r>
+              <w:rPr>
+                <w:rFonts w:ascii="Calibri" w:cs="Calibri" w:eastAsia="Calibri" w:hAnsi="Calibri"/>
+                <w:b/>
+                <w:bCs/>
+                <w:sz w:val="19"/>
+                <w:szCs w:val="19"/>
+              </w:rPr>
+              <w:t xml:space="preserve">Variadores de frecuencia (VFD)</w:t>
+            </w:r>
+          </w:p>
+        </w:tc>
+        <w:tc>
+          <w:tcPr>
+            <w:tcW w:type="dxa" w:w="3000"/>
+            <w:tcBorders>
+              <w:top w:val="single" w:color="C8C8C8" w:sz="4"/>
+              <w:left w:val="single" w:color="C8C8C8" w:sz="4"/>
+              <w:bottom w:val="single" w:color="C8C8C8" w:sz="4"/>
+              <w:right w:val="single" w:color="C8C8C8" w:sz="4"/>
+            </w:tcBorders>
+            <w:tcMar>
+              <w:top w:type="dxa" w:w="80"/>
+              <w:left w:type="dxa" w:w="120"/>
+              <w:bottom w:type="dxa" w:w="80"/>
+              <w:right w:type="dxa" w:w="120"/>
+            </w:tcMar>
+          </w:tcPr>
+          <w:p>
+            <w:pPr>
+              <w:keepNext/>
+              <w:spacing w:line="264"/>
+              <w:jc w:val="left"/>
+            </w:pPr>
+            <w:r>
+              <w:rPr>
+                <w:rFonts w:ascii="Calibri" w:cs="Calibri" w:eastAsia="Calibri" w:hAnsi="Calibri"/>
+                <w:b w:val="false"/>
+                <w:bCs w:val="false"/>
+                <w:sz w:val="19"/>
+                <w:szCs w:val="19"/>
+              </w:rPr>
+              <w:t xml:space="preserve">Motores, bombas, ventiladores, compresores y chillers</w:t>
+            </w:r>
+          </w:p>
+        </w:tc>
+        <w:tc>
+          <w:tcPr>
+            <w:tcW w:type="dxa" w:w="4138"/>
+            <w:tcBorders>
+              <w:top w:val="single" w:color="C8C8C8" w:sz="4"/>
+              <w:left w:val="single" w:color="C8C8C8" w:sz="4"/>
+              <w:bottom w:val="single" w:color="C8C8C8" w:sz="4"/>
+              <w:right w:val="single" w:color="C8C8C8" w:sz="4"/>
+            </w:tcBorders>
+            <w:tcMar>
+              <w:top w:type="dxa" w:w="80"/>
+              <w:left w:type="dxa" w:w="120"/>
+              <w:bottom w:type="dxa" w:w="80"/>
+              <w:right w:type="dxa" w:w="120"/>
+            </w:tcMar>
+          </w:tcPr>
+          <w:p>
+            <w:pPr>
+              <w:keepNext/>
+              <w:spacing w:line="264"/>
+              <w:jc w:val="left"/>
+            </w:pPr>
+            <w:r>
+              <w:rPr>
+                <w:rFonts w:ascii="Calibri" w:cs="Calibri" w:eastAsia="Calibri" w:hAnsi="Calibri"/>
+                <w:b w:val="false"/>
+                <w:bCs w:val="false"/>
+                <w:sz w:val="19"/>
+                <w:szCs w:val="19"/>
+              </w:rPr>
+              <w:t xml:space="preserve">El catálogo ya incluye equipos similares con y sin variador (motores IE3 de arranque directo frente a IE4 con VFD, chiller con VFD). Se compara el consumo anual de cada par.</w:t>
+            </w:r>
+          </w:p>
+        </w:tc>
+      </w:tr>
+      <w:tr>
+        <w:trPr>
+          <w:cantSplit/>
+        </w:trPr>
+        <w:tc>
+          <w:tcPr>
+            <w:tcW w:type="dxa" w:w="2500"/>
+            <w:tcBorders>
+              <w:top w:val="single" w:color="C8C8C8" w:sz="4"/>
+              <w:left w:val="single" w:color="C8C8C8" w:sz="4"/>
+              <w:bottom w:val="single" w:color="C8C8C8" w:sz="4"/>
+              <w:right w:val="single" w:color="C8C8C8" w:sz="4"/>
+            </w:tcBorders>
+            <w:shd w:fill="F3F6FA" w:color="auto" w:val="clear"/>
+            <w:tcMar>
+              <w:top w:type="dxa" w:w="80"/>
+              <w:left w:type="dxa" w:w="120"/>
+              <w:bottom w:type="dxa" w:w="80"/>
+              <w:right w:type="dxa" w:w="120"/>
+            </w:tcMar>
+          </w:tcPr>
+          <w:p>
+            <w:pPr>
+              <w:keepNext/>
+              <w:spacing w:line="264"/>
+              <w:jc w:val="left"/>
+            </w:pPr>
+            <w:r>
+              <w:rPr>
+                <w:rFonts w:ascii="Calibri" w:cs="Calibri" w:eastAsia="Calibri" w:hAnsi="Calibri"/>
+                <w:b/>
+                <w:bCs/>
+                <w:sz w:val="19"/>
+                <w:szCs w:val="19"/>
+              </w:rPr>
+              <w:t xml:space="preserve">Motores de mayor eficiencia (IE3 a IE4)</w:t>
+            </w:r>
+          </w:p>
+        </w:tc>
+        <w:tc>
+          <w:tcPr>
+            <w:tcW w:type="dxa" w:w="3000"/>
+            <w:tcBorders>
+              <w:top w:val="single" w:color="C8C8C8" w:sz="4"/>
+              <w:left w:val="single" w:color="C8C8C8" w:sz="4"/>
+              <w:bottom w:val="single" w:color="C8C8C8" w:sz="4"/>
+              <w:right w:val="single" w:color="C8C8C8" w:sz="4"/>
+            </w:tcBorders>
+            <w:shd w:fill="F3F6FA" w:color="auto" w:val="clear"/>
+            <w:tcMar>
+              <w:top w:type="dxa" w:w="80"/>
+              <w:left w:type="dxa" w:w="120"/>
+              <w:bottom w:type="dxa" w:w="80"/>
+              <w:right w:type="dxa" w:w="120"/>
+            </w:tcMar>
+          </w:tcPr>
+          <w:p>
+            <w:pPr>
+              <w:keepNext/>
+              <w:spacing w:line="264"/>
+              <w:jc w:val="left"/>
+            </w:pPr>
+            <w:r>
+              <w:rPr>
+                <w:rFonts w:ascii="Calibri" w:cs="Calibri" w:eastAsia="Calibri" w:hAnsi="Calibri"/>
+                <w:b w:val="false"/>
+                <w:bCs w:val="false"/>
+                <w:sz w:val="19"/>
+                <w:szCs w:val="19"/>
+              </w:rPr>
+              <w:t xml:space="preserve">Motores eléctricos y accionamientos</w:t>
+            </w:r>
+          </w:p>
+        </w:tc>
+        <w:tc>
+          <w:tcPr>
+            <w:tcW w:type="dxa" w:w="4138"/>
+            <w:tcBorders>
+              <w:top w:val="single" w:color="C8C8C8" w:sz="4"/>
+              <w:left w:val="single" w:color="C8C8C8" w:sz="4"/>
+              <w:bottom w:val="single" w:color="C8C8C8" w:sz="4"/>
+              <w:right w:val="single" w:color="C8C8C8" w:sz="4"/>
+            </w:tcBorders>
+            <w:shd w:fill="F3F6FA" w:color="auto" w:val="clear"/>
+            <w:tcMar>
+              <w:top w:type="dxa" w:w="80"/>
+              <w:left w:type="dxa" w:w="120"/>
+              <w:bottom w:type="dxa" w:w="80"/>
+              <w:right w:type="dxa" w:w="120"/>
+            </w:tcMar>
+          </w:tcPr>
+          <w:p>
+            <w:pPr>
+              <w:keepNext/>
+              <w:spacing w:line="264"/>
+              <w:jc w:val="left"/>
+            </w:pPr>
+            <w:r>
+              <w:rPr>
+                <w:rFonts w:ascii="Calibri" w:cs="Calibri" w:eastAsia="Calibri" w:hAnsi="Calibri"/>
+                <w:b w:val="false"/>
+                <w:bCs w:val="false"/>
+                <w:sz w:val="19"/>
+                <w:szCs w:val="19"/>
+              </w:rPr>
+              <w:t xml:space="preserve">Se reemplaza el perfil de un motor por el de uno de mayor clase y se compara la energía anual.</w:t>
+            </w:r>
+          </w:p>
+        </w:tc>
+      </w:tr>
+      <w:tr>
+        <w:trPr>
+          <w:cantSplit/>
+        </w:trPr>
+        <w:tc>
+          <w:tcPr>
+            <w:tcW w:type="dxa" w:w="2500"/>
+            <w:tcBorders>
+              <w:top w:val="single" w:color="C8C8C8" w:sz="4"/>
+              <w:left w:val="single" w:color="C8C8C8" w:sz="4"/>
+              <w:bottom w:val="single" w:color="C8C8C8" w:sz="4"/>
+              <w:right w:val="single" w:color="C8C8C8" w:sz="4"/>
+            </w:tcBorders>
+            <w:tcMar>
+              <w:top w:type="dxa" w:w="80"/>
+              <w:left w:type="dxa" w:w="120"/>
+              <w:bottom w:type="dxa" w:w="80"/>
+              <w:right w:type="dxa" w:w="120"/>
+            </w:tcMar>
+          </w:tcPr>
+          <w:p>
+            <w:pPr>
+              <w:keepNext/>
+              <w:spacing w:line="264"/>
+              <w:jc w:val="left"/>
+            </w:pPr>
+            <w:r>
+              <w:rPr>
+                <w:rFonts w:ascii="Calibri" w:cs="Calibri" w:eastAsia="Calibri" w:hAnsi="Calibri"/>
+                <w:b/>
+                <w:bCs/>
+                <w:sz w:val="19"/>
+                <w:szCs w:val="19"/>
+              </w:rPr>
+              <w:t xml:space="preserve">Reducir el consumo en espera</w:t>
+            </w:r>
+          </w:p>
+        </w:tc>
+        <w:tc>
+          <w:tcPr>
+            <w:tcW w:type="dxa" w:w="3000"/>
+            <w:tcBorders>
+              <w:top w:val="single" w:color="C8C8C8" w:sz="4"/>
+              <w:left w:val="single" w:color="C8C8C8" w:sz="4"/>
+              <w:bottom w:val="single" w:color="C8C8C8" w:sz="4"/>
+              <w:right w:val="single" w:color="C8C8C8" w:sz="4"/>
+            </w:tcBorders>
+            <w:tcMar>
+              <w:top w:type="dxa" w:w="80"/>
+              <w:left w:type="dxa" w:w="120"/>
+              <w:bottom w:type="dxa" w:w="80"/>
+              <w:right w:type="dxa" w:w="120"/>
+            </w:tcMar>
+          </w:tcPr>
+          <w:p>
+            <w:pPr>
+              <w:keepNext/>
+              <w:spacing w:line="264"/>
+              <w:jc w:val="left"/>
+            </w:pPr>
+            <w:r>
+              <w:rPr>
+                <w:rFonts w:ascii="Calibri" w:cs="Calibri" w:eastAsia="Calibri" w:hAnsi="Calibri"/>
+                <w:b w:val="false"/>
+                <w:bCs w:val="false"/>
+                <w:sz w:val="19"/>
+                <w:szCs w:val="19"/>
+              </w:rPr>
+              <w:t xml:space="preserve">Equipos con consumo en espera (standby)</w:t>
+            </w:r>
+          </w:p>
+        </w:tc>
+        <w:tc>
+          <w:tcPr>
+            <w:tcW w:type="dxa" w:w="4138"/>
+            <w:tcBorders>
+              <w:top w:val="single" w:color="C8C8C8" w:sz="4"/>
+              <w:left w:val="single" w:color="C8C8C8" w:sz="4"/>
+              <w:bottom w:val="single" w:color="C8C8C8" w:sz="4"/>
+              <w:right w:val="single" w:color="C8C8C8" w:sz="4"/>
+            </w:tcBorders>
+            <w:tcMar>
+              <w:top w:type="dxa" w:w="80"/>
+              <w:left w:type="dxa" w:w="120"/>
+              <w:bottom w:type="dxa" w:w="80"/>
+              <w:right w:type="dxa" w:w="120"/>
+            </w:tcMar>
+          </w:tcPr>
+          <w:p>
+            <w:pPr>
+              <w:keepNext/>
+              <w:spacing w:line="264"/>
+              <w:jc w:val="left"/>
+            </w:pPr>
+            <w:r>
+              <w:rPr>
+                <w:rFonts w:ascii="Calibri" w:cs="Calibri" w:eastAsia="Calibri" w:hAnsi="Calibri"/>
+                <w:b w:val="false"/>
+                <w:bCs w:val="false"/>
+                <w:sz w:val="19"/>
+                <w:szCs w:val="19"/>
+              </w:rPr>
+              <w:t xml:space="preserve">Se baja el porcentaje de espera o se apaga el equipo fuera de turno, y se mide el cambio.</w:t>
+            </w:r>
+          </w:p>
+        </w:tc>
+      </w:tr>
+      <w:tr>
+        <w:trPr>
+          <w:cantSplit/>
+        </w:trPr>
+        <w:tc>
+          <w:tcPr>
+            <w:tcW w:type="dxa" w:w="2500"/>
+            <w:tcBorders>
+              <w:top w:val="single" w:color="C8C8C8" w:sz="4"/>
+              <w:left w:val="single" w:color="C8C8C8" w:sz="4"/>
+              <w:bottom w:val="single" w:color="C8C8C8" w:sz="4"/>
+              <w:right w:val="single" w:color="C8C8C8" w:sz="4"/>
+            </w:tcBorders>
+            <w:shd w:fill="F3F6FA" w:color="auto" w:val="clear"/>
+            <w:tcMar>
+              <w:top w:type="dxa" w:w="80"/>
+              <w:left w:type="dxa" w:w="120"/>
+              <w:bottom w:type="dxa" w:w="80"/>
+              <w:right w:type="dxa" w:w="120"/>
+            </w:tcMar>
+          </w:tcPr>
+          <w:p>
+            <w:pPr>
+              <w:keepNext/>
+              <w:spacing w:line="264"/>
+              <w:jc w:val="left"/>
+            </w:pPr>
+            <w:r>
+              <w:rPr>
+                <w:rFonts w:ascii="Calibri" w:cs="Calibri" w:eastAsia="Calibri" w:hAnsi="Calibri"/>
+                <w:b/>
+                <w:bCs/>
+                <w:sz w:val="19"/>
+                <w:szCs w:val="19"/>
+              </w:rPr>
+              <w:t xml:space="preserve">Ajustar horarios de operación</w:t>
+            </w:r>
+          </w:p>
+        </w:tc>
+        <w:tc>
+          <w:tcPr>
+            <w:tcW w:type="dxa" w:w="3000"/>
+            <w:tcBorders>
+              <w:top w:val="single" w:color="C8C8C8" w:sz="4"/>
+              <w:left w:val="single" w:color="C8C8C8" w:sz="4"/>
+              <w:bottom w:val="single" w:color="C8C8C8" w:sz="4"/>
+              <w:right w:val="single" w:color="C8C8C8" w:sz="4"/>
+            </w:tcBorders>
+            <w:shd w:fill="F3F6FA" w:color="auto" w:val="clear"/>
+            <w:tcMar>
+              <w:top w:type="dxa" w:w="80"/>
+              <w:left w:type="dxa" w:w="120"/>
+              <w:bottom w:type="dxa" w:w="80"/>
+              <w:right w:type="dxa" w:w="120"/>
+            </w:tcMar>
+          </w:tcPr>
+          <w:p>
+            <w:pPr>
+              <w:keepNext/>
+              <w:spacing w:line="264"/>
+              <w:jc w:val="left"/>
+            </w:pPr>
+            <w:r>
+              <w:rPr>
+                <w:rFonts w:ascii="Calibri" w:cs="Calibri" w:eastAsia="Calibri" w:hAnsi="Calibri"/>
+                <w:b w:val="false"/>
+                <w:bCs w:val="false"/>
+                <w:sz w:val="19"/>
+                <w:szCs w:val="19"/>
+              </w:rPr>
+              <w:t xml:space="preserve">Equipos no críticos y flexibles (22 en el catálogo)</w:t>
+            </w:r>
+          </w:p>
+        </w:tc>
+        <w:tc>
+          <w:tcPr>
+            <w:tcW w:type="dxa" w:w="4138"/>
+            <w:tcBorders>
+              <w:top w:val="single" w:color="C8C8C8" w:sz="4"/>
+              <w:left w:val="single" w:color="C8C8C8" w:sz="4"/>
+              <w:bottom w:val="single" w:color="C8C8C8" w:sz="4"/>
+              <w:right w:val="single" w:color="C8C8C8" w:sz="4"/>
+            </w:tcBorders>
+            <w:shd w:fill="F3F6FA" w:color="auto" w:val="clear"/>
+            <w:tcMar>
+              <w:top w:type="dxa" w:w="80"/>
+              <w:left w:type="dxa" w:w="120"/>
+              <w:bottom w:type="dxa" w:w="80"/>
+              <w:right w:type="dxa" w:w="120"/>
+            </w:tcMar>
+          </w:tcPr>
+          <w:p>
+            <w:pPr>
+              <w:keepNext/>
+              <w:spacing w:line="264"/>
+              <w:jc w:val="left"/>
+            </w:pPr>
+            <w:r>
+              <w:rPr>
+                <w:rFonts w:ascii="Calibri" w:cs="Calibri" w:eastAsia="Calibri" w:hAnsi="Calibri"/>
+                <w:b w:val="false"/>
+                <w:bCs w:val="false"/>
+                <w:sz w:val="19"/>
+                <w:szCs w:val="19"/>
+              </w:rPr>
+              <w:t xml:space="preserve">Se modifican las horas por día y los días por semana y se compara la energía.</w:t>
+            </w:r>
+          </w:p>
+        </w:tc>
+      </w:tr>
+      <w:tr>
+        <w:trPr>
+          <w:cantSplit/>
+        </w:trPr>
+        <w:tc>
+          <w:tcPr>
+            <w:tcW w:type="dxa" w:w="2500"/>
+            <w:tcBorders>
+              <w:top w:val="single" w:color="C8C8C8" w:sz="4"/>
+              <w:left w:val="single" w:color="C8C8C8" w:sz="4"/>
+              <w:bottom w:val="single" w:color="C8C8C8" w:sz="4"/>
+              <w:right w:val="single" w:color="C8C8C8" w:sz="4"/>
+            </w:tcBorders>
+            <w:tcMar>
+              <w:top w:type="dxa" w:w="80"/>
+              <w:left w:type="dxa" w:w="120"/>
+              <w:bottom w:type="dxa" w:w="80"/>
+              <w:right w:type="dxa" w:w="120"/>
+            </w:tcMar>
+          </w:tcPr>
+          <w:p>
+            <w:pPr>
+              <w:keepNext/>
+              <w:spacing w:line="264"/>
+              <w:jc w:val="left"/>
+            </w:pPr>
+            <w:r>
+              <w:rPr>
+                <w:rFonts w:ascii="Calibri" w:cs="Calibri" w:eastAsia="Calibri" w:hAnsi="Calibri"/>
+                <w:b/>
+                <w:bCs/>
+                <w:sz w:val="19"/>
+                <w:szCs w:val="19"/>
+              </w:rPr>
+              <w:t xml:space="preserve">Desplazar cargas fuera de la hora punta</w:t>
+            </w:r>
+          </w:p>
+        </w:tc>
+        <w:tc>
+          <w:tcPr>
+            <w:tcW w:type="dxa" w:w="3000"/>
+            <w:tcBorders>
+              <w:top w:val="single" w:color="C8C8C8" w:sz="4"/>
+              <w:left w:val="single" w:color="C8C8C8" w:sz="4"/>
+              <w:bottom w:val="single" w:color="C8C8C8" w:sz="4"/>
+              <w:right w:val="single" w:color="C8C8C8" w:sz="4"/>
+            </w:tcBorders>
+            <w:tcMar>
+              <w:top w:type="dxa" w:w="80"/>
+              <w:left w:type="dxa" w:w="120"/>
+              <w:bottom w:type="dxa" w:w="80"/>
+              <w:right w:type="dxa" w:w="120"/>
+            </w:tcMar>
+          </w:tcPr>
+          <w:p>
+            <w:pPr>
+              <w:keepNext/>
+              <w:spacing w:line="264"/>
+              <w:jc w:val="left"/>
+            </w:pPr>
+            <w:r>
+              <w:rPr>
+                <w:rFonts w:ascii="Calibri" w:cs="Calibri" w:eastAsia="Calibri" w:hAnsi="Calibri"/>
+                <w:b w:val="false"/>
+                <w:bCs w:val="false"/>
+                <w:sz w:val="19"/>
+                <w:szCs w:val="19"/>
+              </w:rPr>
+              <w:t xml:space="preserve">Equipos marcados como flexibles</w:t>
+            </w:r>
+          </w:p>
+        </w:tc>
+        <w:tc>
+          <w:tcPr>
+            <w:tcW w:type="dxa" w:w="4138"/>
+            <w:tcBorders>
+              <w:top w:val="single" w:color="C8C8C8" w:sz="4"/>
+              <w:left w:val="single" w:color="C8C8C8" w:sz="4"/>
+              <w:bottom w:val="single" w:color="C8C8C8" w:sz="4"/>
+              <w:right w:val="single" w:color="C8C8C8" w:sz="4"/>
+            </w:tcBorders>
+            <w:tcMar>
+              <w:top w:type="dxa" w:w="80"/>
+              <w:left w:type="dxa" w:w="120"/>
+              <w:bottom w:type="dxa" w:w="80"/>
+              <w:right w:type="dxa" w:w="120"/>
+            </w:tcMar>
+          </w:tcPr>
+          <w:p>
+            <w:pPr>
+              <w:keepNext/>
+              <w:spacing w:line="264"/>
+              <w:jc w:val="left"/>
+            </w:pPr>
+            <w:r>
+              <w:rPr>
+                <w:rFonts w:ascii="Calibri" w:cs="Calibri" w:eastAsia="Calibri" w:hAnsi="Calibri"/>
+                <w:b w:val="false"/>
+                <w:bCs w:val="false"/>
+                <w:sz w:val="19"/>
+                <w:szCs w:val="19"/>
+              </w:rPr>
+              <w:t xml:space="preserve">Se mueve su operación a otras horas y se compara la potencia máxima del total horario.</w:t>
+            </w:r>
+          </w:p>
+        </w:tc>
+      </w:tr>
+      <w:tr>
+        <w:trPr>
+          <w:cantSplit/>
+        </w:trPr>
+        <w:tc>
+          <w:tcPr>
+            <w:tcW w:type="dxa" w:w="2500"/>
+            <w:tcBorders>
+              <w:top w:val="single" w:color="C8C8C8" w:sz="4"/>
+              <w:left w:val="single" w:color="C8C8C8" w:sz="4"/>
+              <w:bottom w:val="single" w:color="C8C8C8" w:sz="4"/>
+              <w:right w:val="single" w:color="C8C8C8" w:sz="4"/>
+            </w:tcBorders>
+            <w:shd w:fill="F3F6FA" w:color="auto" w:val="clear"/>
+            <w:tcMar>
+              <w:top w:type="dxa" w:w="80"/>
+              <w:left w:type="dxa" w:w="120"/>
+              <w:bottom w:type="dxa" w:w="80"/>
+              <w:right w:type="dxa" w:w="120"/>
+            </w:tcMar>
+          </w:tcPr>
+          <w:p>
+            <w:pPr>
+              <w:keepNext/>
+              <w:spacing w:line="264"/>
+              <w:jc w:val="left"/>
+            </w:pPr>
+            <w:r>
+              <w:rPr>
+                <w:rFonts w:ascii="Calibri" w:cs="Calibri" w:eastAsia="Calibri" w:hAnsi="Calibri"/>
+                <w:b/>
+                <w:bCs/>
+                <w:sz w:val="19"/>
+                <w:szCs w:val="19"/>
+              </w:rPr>
+              <w:t xml:space="preserve">Control por ocupación o carga</w:t>
+            </w:r>
+          </w:p>
+        </w:tc>
+        <w:tc>
+          <w:tcPr>
+            <w:tcW w:type="dxa" w:w="3000"/>
+            <w:tcBorders>
+              <w:top w:val="single" w:color="C8C8C8" w:sz="4"/>
+              <w:left w:val="single" w:color="C8C8C8" w:sz="4"/>
+              <w:bottom w:val="single" w:color="C8C8C8" w:sz="4"/>
+              <w:right w:val="single" w:color="C8C8C8" w:sz="4"/>
+            </w:tcBorders>
+            <w:shd w:fill="F3F6FA" w:color="auto" w:val="clear"/>
+            <w:tcMar>
+              <w:top w:type="dxa" w:w="80"/>
+              <w:left w:type="dxa" w:w="120"/>
+              <w:bottom w:type="dxa" w:w="80"/>
+              <w:right w:type="dxa" w:w="120"/>
+            </w:tcMar>
+          </w:tcPr>
+          <w:p>
+            <w:pPr>
+              <w:keepNext/>
+              <w:spacing w:line="264"/>
+              <w:jc w:val="left"/>
+            </w:pPr>
+            <w:r>
+              <w:rPr>
+                <w:rFonts w:ascii="Calibri" w:cs="Calibri" w:eastAsia="Calibri" w:hAnsi="Calibri"/>
+                <w:b w:val="false"/>
+                <w:bCs w:val="false"/>
+                <w:sz w:val="19"/>
+                <w:szCs w:val="19"/>
+              </w:rPr>
+              <w:t xml:space="preserve">HVAC, iluminación y auxiliares</w:t>
+            </w:r>
+          </w:p>
+        </w:tc>
+        <w:tc>
+          <w:tcPr>
+            <w:tcW w:type="dxa" w:w="4138"/>
+            <w:tcBorders>
+              <w:top w:val="single" w:color="C8C8C8" w:sz="4"/>
+              <w:left w:val="single" w:color="C8C8C8" w:sz="4"/>
+              <w:bottom w:val="single" w:color="C8C8C8" w:sz="4"/>
+              <w:right w:val="single" w:color="C8C8C8" w:sz="4"/>
+            </w:tcBorders>
+            <w:shd w:fill="F3F6FA" w:color="auto" w:val="clear"/>
+            <w:tcMar>
+              <w:top w:type="dxa" w:w="80"/>
+              <w:left w:type="dxa" w:w="120"/>
+              <w:bottom w:type="dxa" w:w="80"/>
+              <w:right w:type="dxa" w:w="120"/>
+            </w:tcMar>
+          </w:tcPr>
+          <w:p>
+            <w:pPr>
+              <w:keepNext/>
+              <w:spacing w:line="264"/>
+              <w:jc w:val="left"/>
+            </w:pPr>
+            <w:r>
+              <w:rPr>
+                <w:rFonts w:ascii="Calibri" w:cs="Calibri" w:eastAsia="Calibri" w:hAnsi="Calibri"/>
+                <w:b w:val="false"/>
+                <w:bCs w:val="false"/>
+                <w:sz w:val="19"/>
+                <w:szCs w:val="19"/>
+              </w:rPr>
+              <w:t xml:space="preserve">Se ajusta el factor de carga según el uso y se compara la energía.</w:t>
+            </w:r>
+          </w:p>
+        </w:tc>
+      </w:tr>
+      <w:tr>
+        <w:trPr>
+          <w:cantSplit/>
+        </w:trPr>
+        <w:tc>
+          <w:tcPr>
+            <w:tcW w:type="dxa" w:w="2500"/>
+            <w:tcBorders>
+              <w:top w:val="single" w:color="C8C8C8" w:sz="4"/>
+              <w:left w:val="single" w:color="C8C8C8" w:sz="4"/>
+              <w:bottom w:val="single" w:color="C8C8C8" w:sz="4"/>
+              <w:right w:val="single" w:color="C8C8C8" w:sz="4"/>
+            </w:tcBorders>
+            <w:tcMar>
+              <w:top w:type="dxa" w:w="80"/>
+              <w:left w:type="dxa" w:w="120"/>
+              <w:bottom w:type="dxa" w:w="80"/>
+              <w:right w:type="dxa" w:w="120"/>
+            </w:tcMar>
+          </w:tcPr>
+          <w:p>
+            <w:pPr>
+              <w:keepNext w:val="false"/>
+              <w:spacing w:line="264"/>
+              <w:jc w:val="left"/>
+            </w:pPr>
+            <w:r>
+              <w:rPr>
+                <w:rFonts w:ascii="Calibri" w:cs="Calibri" w:eastAsia="Calibri" w:hAnsi="Calibri"/>
+                <w:b/>
+                <w:bCs/>
+                <w:sz w:val="19"/>
+                <w:szCs w:val="19"/>
+              </w:rPr>
+              <w:t xml:space="preserve">Monitoreo y detección de desvíos</w:t>
+            </w:r>
+          </w:p>
+        </w:tc>
+        <w:tc>
+          <w:tcPr>
+            <w:tcW w:type="dxa" w:w="3000"/>
+            <w:tcBorders>
+              <w:top w:val="single" w:color="C8C8C8" w:sz="4"/>
+              <w:left w:val="single" w:color="C8C8C8" w:sz="4"/>
+              <w:bottom w:val="single" w:color="C8C8C8" w:sz="4"/>
+              <w:right w:val="single" w:color="C8C8C8" w:sz="4"/>
+            </w:tcBorders>
+            <w:tcMar>
+              <w:top w:type="dxa" w:w="80"/>
+              <w:left w:type="dxa" w:w="120"/>
+              <w:bottom w:type="dxa" w:w="80"/>
+              <w:right w:type="dxa" w:w="120"/>
+            </w:tcMar>
+          </w:tcPr>
+          <w:p>
+            <w:pPr>
+              <w:keepNext w:val="false"/>
+              <w:spacing w:line="264"/>
+              <w:jc w:val="left"/>
+            </w:pPr>
+            <w:r>
+              <w:rPr>
+                <w:rFonts w:ascii="Calibri" w:cs="Calibri" w:eastAsia="Calibri" w:hAnsi="Calibri"/>
+                <w:b w:val="false"/>
+                <w:bCs w:val="false"/>
+                <w:sz w:val="19"/>
+                <w:szCs w:val="19"/>
+              </w:rPr>
+              <w:t xml:space="preserve">Todos, vía medidores SENTRON</w:t>
+            </w:r>
+          </w:p>
+        </w:tc>
+        <w:tc>
+          <w:tcPr>
+            <w:tcW w:type="dxa" w:w="4138"/>
+            <w:tcBorders>
+              <w:top w:val="single" w:color="C8C8C8" w:sz="4"/>
+              <w:left w:val="single" w:color="C8C8C8" w:sz="4"/>
+              <w:bottom w:val="single" w:color="C8C8C8" w:sz="4"/>
+              <w:right w:val="single" w:color="C8C8C8" w:sz="4"/>
+            </w:tcBorders>
+            <w:tcMar>
+              <w:top w:type="dxa" w:w="80"/>
+              <w:left w:type="dxa" w:w="120"/>
+              <w:bottom w:type="dxa" w:w="80"/>
+              <w:right w:type="dxa" w:w="120"/>
+            </w:tcMar>
+          </w:tcPr>
+          <w:p>
+            <w:pPr>
+              <w:keepNext w:val="false"/>
+              <w:spacing w:line="264"/>
+              <w:jc w:val="left"/>
+            </w:pPr>
+            <w:r>
+              <w:rPr>
+                <w:rFonts w:ascii="Calibri" w:cs="Calibri" w:eastAsia="Calibri" w:hAnsi="Calibri"/>
+                <w:b w:val="false"/>
+                <w:bCs w:val="false"/>
+                <w:sz w:val="19"/>
+                <w:szCs w:val="19"/>
+              </w:rPr>
+              <w:t xml:space="preserve">Se compara la medición real con la simulada. Depende de la importación de datos reales, que está pendiente.</w:t>
+            </w:r>
+          </w:p>
+        </w:tc>
+      </w:tr>
+    </w:tbl>
+    <w:p>
+      <w:pPr>
+        <w:spacing w:after="80"/>
+      </w:pPr>
+    </w:p>
+    <w:p>
+      <w:pPr>
+        <w:spacing w:after="120" w:line="280"/>
+      </w:pPr>
+      <w:r>
+        <w:rPr>
+          <w:rFonts w:ascii="Calibri" w:cs="Calibri" w:eastAsia="Calibri" w:hAnsi="Calibri"/>
+          <w:sz w:val="21"/>
+          <w:szCs w:val="21"/>
+        </w:rPr>
+        <w:t xml:space="preserve">Cada medida se simularía como un escenario distinto sobre el mismo catálogo, y el dashboard comparador mostraría la diferencia en energía, potencia máxima, costo y emisiones respecto de la línea base. Los equipos críticos (48 en el catálogo) quedarían fuera de las medidas que alteren su operación, salvo autorización expresa.</w:t>
+      </w:r>
+    </w:p>
+    <w:p>
+      <w:pPr>
+        <w:spacing w:after="120" w:line="280"/>
+      </w:pPr>
+      <w:r>
+        <w:rPr>
+          <w:rFonts w:ascii="Calibri" w:cs="Calibri" w:eastAsia="Calibri" w:hAnsi="Calibri"/>
+          <w:sz w:val="21"/>
+          <w:szCs w:val="21"/>
+        </w:rPr>
+        <w:t xml:space="preserve">Las directrices iniciales del proyecto traían porcentajes preliminares de ahorro por subsistema para el edificio del CEN. No se usan aquí, porque no tienen una referencia y corresponden al caso anterior.</w:t>
+      </w:r>
+    </w:p>
+    <w:p>
+      <w:pPr>
+        <w:pStyle w:val="Heading1"/>
+        <w:keepNext/>
+        <w:pageBreakBefore/>
+        <w:spacing w:after="120" w:before="300"/>
+      </w:pPr>
+      <w:r>
+        <w:rPr>
+          <w:rFonts w:ascii="Calibri" w:cs="Calibri" w:eastAsia="Calibri" w:hAnsi="Calibri"/>
+          <w:b/>
+          <w:bCs/>
+          <w:color w:val="1F4E79"/>
+          <w:sz w:val="28"/>
+          <w:szCs w:val="28"/>
+        </w:rPr>
+        <w:t xml:space="preserve">8. Revisión técnica</w:t>
       </w:r>
     </w:p>
     <w:p>
@@ -5338,7 +6292,7 @@
           <w:sz w:val="28"/>
           <w:szCs w:val="28"/>
         </w:rPr>
-        <w:t xml:space="preserve">8. Pendientes</w:t>
+        <w:t xml:space="preserve">9. Pendientes</w:t>
       </w:r>
     </w:p>
     <w:p>
@@ -5392,7 +6346,7 @@
           <w:sz w:val="21"/>
           <w:szCs w:val="21"/>
         </w:rPr>
-        <w:t xml:space="preserve">Definir cómo se comparan equipos y escenarios en el dashboard, que es el objetivo central del nuevo enfoque (por ejemplo, un equipo estándar contra uno de alta eficiencia, o con y sin variador).</w:t>
+        <w:t xml:space="preserve">Programar los escenarios de la sección 7 (por ejemplo, un equipo estándar contra uno de alta eficiencia, o con y sin variador) y mostrarlos en el dashboard, que es el objetivo central del nuevo enfoque. Falta además una referencia que respalde los ahorros esperados.</w:t>
       </w:r>
     </w:p>
     <w:p>

--- a/docs/Informe_Tecnico_SPACEWISE_AI.docx
+++ b/docs/Informe_Tecnico_SPACEWISE_AI.docx
@@ -4912,1495 +4912,6 @@
           <w:szCs w:val="21"/>
         </w:rPr>
         <w:t xml:space="preserve">Las directrices iniciales del proyecto traían porcentajes preliminares de ahorro por subsistema para el edificio del CEN. No se usan aquí, porque no tienen una referencia y corresponden al caso anterior.</w:t>
-      </w:r>
-    </w:p>
-    <w:p>
-      <w:pPr>
-        <w:pStyle w:val="Heading1"/>
-        <w:keepNext/>
-        <w:pageBreakBefore/>
-        <w:spacing w:after="120" w:before="300"/>
-      </w:pPr>
-      <w:r>
-        <w:rPr>
-          <w:rFonts w:ascii="Calibri" w:cs="Calibri" w:eastAsia="Calibri" w:hAnsi="Calibri"/>
-          <w:b/>
-          <w:bCs/>
-          <w:color w:val="1F4E79"/>
-          <w:sz w:val="28"/>
-          <w:szCs w:val="28"/>
-        </w:rPr>
-        <w:t xml:space="preserve">8. Revisión técnica</w:t>
-      </w:r>
-    </w:p>
-    <w:p>
-      <w:pPr>
-        <w:keepNext/>
-        <w:spacing w:after="120" w:line="280"/>
-      </w:pPr>
-      <w:r>
-        <w:rPr>
-          <w:rFonts w:ascii="Calibri" w:cs="Calibri" w:eastAsia="Calibri" w:hAnsi="Calibri"/>
-          <w:sz w:val="21"/>
-          <w:szCs w:val="21"/>
-        </w:rPr>
-        <w:t xml:space="preserve">Al revisar los últimos cambios encontramos problemas que explicaban por qué el dashboard no aparecía. Los corregidos se probaron con las pruebas de Python y una ejecución completa del orquestador con un MATLAB simulado.</w:t>
-      </w:r>
-    </w:p>
-    <w:tbl>
-      <w:tblPr>
-        <w:tblW w:type="dxa" w:w="9638"/>
-        <w:tblBorders>
-          <w:top w:val="single" w:color="auto" w:sz="4"/>
-          <w:left w:val="single" w:color="auto" w:sz="4"/>
-          <w:bottom w:val="single" w:color="auto" w:sz="4"/>
-          <w:right w:val="single" w:color="auto" w:sz="4"/>
-          <w:insideH w:val="single" w:color="auto" w:sz="4"/>
-          <w:insideV w:val="single" w:color="auto" w:sz="4"/>
-        </w:tblBorders>
-      </w:tblPr>
-      <w:tblGrid>
-        <w:gridCol w:w="450"/>
-        <w:gridCol w:w="5188"/>
-        <w:gridCol w:w="4000"/>
-      </w:tblGrid>
-      <w:tr>
-        <w:trPr>
-          <w:cantSplit/>
-          <w:tblHeader/>
-        </w:trPr>
-        <w:tc>
-          <w:tcPr>
-            <w:tcW w:type="dxa" w:w="450"/>
-            <w:tcBorders>
-              <w:top w:val="single" w:color="C8C8C8" w:sz="4"/>
-              <w:left w:val="single" w:color="C8C8C8" w:sz="4"/>
-              <w:bottom w:val="single" w:color="C8C8C8" w:sz="4"/>
-              <w:right w:val="single" w:color="C8C8C8" w:sz="4"/>
-            </w:tcBorders>
-            <w:shd w:fill="1F4E79" w:color="auto" w:val="clear"/>
-            <w:tcMar>
-              <w:top w:type="dxa" w:w="80"/>
-              <w:left w:type="dxa" w:w="120"/>
-              <w:bottom w:type="dxa" w:w="80"/>
-              <w:right w:type="dxa" w:w="120"/>
-            </w:tcMar>
-          </w:tcPr>
-          <w:p>
-            <w:pPr>
-              <w:keepNext/>
-              <w:spacing w:line="264"/>
-              <w:jc w:val="left"/>
-            </w:pPr>
-            <w:r>
-              <w:rPr>
-                <w:rFonts w:ascii="Calibri" w:cs="Calibri" w:eastAsia="Calibri" w:hAnsi="Calibri"/>
-                <w:b/>
-                <w:bCs/>
-                <w:color w:val="FFFFFF"/>
-                <w:sz w:val="19"/>
-                <w:szCs w:val="19"/>
-              </w:rPr>
-              <w:t xml:space="preserve">N°</w:t>
-            </w:r>
-          </w:p>
-        </w:tc>
-        <w:tc>
-          <w:tcPr>
-            <w:tcW w:type="dxa" w:w="5188"/>
-            <w:tcBorders>
-              <w:top w:val="single" w:color="C8C8C8" w:sz="4"/>
-              <w:left w:val="single" w:color="C8C8C8" w:sz="4"/>
-              <w:bottom w:val="single" w:color="C8C8C8" w:sz="4"/>
-              <w:right w:val="single" w:color="C8C8C8" w:sz="4"/>
-            </w:tcBorders>
-            <w:shd w:fill="1F4E79" w:color="auto" w:val="clear"/>
-            <w:tcMar>
-              <w:top w:type="dxa" w:w="80"/>
-              <w:left w:type="dxa" w:w="120"/>
-              <w:bottom w:type="dxa" w:w="80"/>
-              <w:right w:type="dxa" w:w="120"/>
-            </w:tcMar>
-          </w:tcPr>
-          <w:p>
-            <w:pPr>
-              <w:keepNext/>
-              <w:spacing w:line="264"/>
-              <w:jc w:val="left"/>
-            </w:pPr>
-            <w:r>
-              <w:rPr>
-                <w:rFonts w:ascii="Calibri" w:cs="Calibri" w:eastAsia="Calibri" w:hAnsi="Calibri"/>
-                <w:b/>
-                <w:bCs/>
-                <w:color w:val="FFFFFF"/>
-                <w:sz w:val="19"/>
-                <w:szCs w:val="19"/>
-              </w:rPr>
-              <w:t xml:space="preserve">Problema</w:t>
-            </w:r>
-          </w:p>
-        </w:tc>
-        <w:tc>
-          <w:tcPr>
-            <w:tcW w:type="dxa" w:w="4000"/>
-            <w:tcBorders>
-              <w:top w:val="single" w:color="C8C8C8" w:sz="4"/>
-              <w:left w:val="single" w:color="C8C8C8" w:sz="4"/>
-              <w:bottom w:val="single" w:color="C8C8C8" w:sz="4"/>
-              <w:right w:val="single" w:color="C8C8C8" w:sz="4"/>
-            </w:tcBorders>
-            <w:shd w:fill="1F4E79" w:color="auto" w:val="clear"/>
-            <w:tcMar>
-              <w:top w:type="dxa" w:w="80"/>
-              <w:left w:type="dxa" w:w="120"/>
-              <w:bottom w:type="dxa" w:w="80"/>
-              <w:right w:type="dxa" w:w="120"/>
-            </w:tcMar>
-          </w:tcPr>
-          <w:p>
-            <w:pPr>
-              <w:keepNext/>
-              <w:spacing w:line="264"/>
-              <w:jc w:val="left"/>
-            </w:pPr>
-            <w:r>
-              <w:rPr>
-                <w:rFonts w:ascii="Calibri" w:cs="Calibri" w:eastAsia="Calibri" w:hAnsi="Calibri"/>
-                <w:b/>
-                <w:bCs/>
-                <w:color w:val="FFFFFF"/>
-                <w:sz w:val="19"/>
-                <w:szCs w:val="19"/>
-              </w:rPr>
-              <w:t xml:space="preserve">Estado</w:t>
-            </w:r>
-          </w:p>
-        </w:tc>
-      </w:tr>
-      <w:tr>
-        <w:trPr>
-          <w:cantSplit/>
-        </w:trPr>
-        <w:tc>
-          <w:tcPr>
-            <w:tcW w:type="dxa" w:w="450"/>
-            <w:tcBorders>
-              <w:top w:val="single" w:color="C8C8C8" w:sz="4"/>
-              <w:left w:val="single" w:color="C8C8C8" w:sz="4"/>
-              <w:bottom w:val="single" w:color="C8C8C8" w:sz="4"/>
-              <w:right w:val="single" w:color="C8C8C8" w:sz="4"/>
-            </w:tcBorders>
-            <w:tcMar>
-              <w:top w:type="dxa" w:w="80"/>
-              <w:left w:type="dxa" w:w="120"/>
-              <w:bottom w:type="dxa" w:w="80"/>
-              <w:right w:type="dxa" w:w="120"/>
-            </w:tcMar>
-          </w:tcPr>
-          <w:p>
-            <w:pPr>
-              <w:keepNext w:val="false"/>
-              <w:spacing w:line="264"/>
-              <w:jc w:val="left"/>
-            </w:pPr>
-            <w:r>
-              <w:rPr>
-                <w:rFonts w:ascii="Calibri" w:cs="Calibri" w:eastAsia="Calibri" w:hAnsi="Calibri"/>
-                <w:b w:val="false"/>
-                <w:bCs w:val="false"/>
-                <w:sz w:val="19"/>
-                <w:szCs w:val="19"/>
-              </w:rPr>
-              <w:t xml:space="preserve">1</w:t>
-            </w:r>
-          </w:p>
-        </w:tc>
-        <w:tc>
-          <w:tcPr>
-            <w:tcW w:type="dxa" w:w="5188"/>
-            <w:tcBorders>
-              <w:top w:val="single" w:color="C8C8C8" w:sz="4"/>
-              <w:left w:val="single" w:color="C8C8C8" w:sz="4"/>
-              <w:bottom w:val="single" w:color="C8C8C8" w:sz="4"/>
-              <w:right w:val="single" w:color="C8C8C8" w:sz="4"/>
-            </w:tcBorders>
-            <w:tcMar>
-              <w:top w:type="dxa" w:w="80"/>
-              <w:left w:type="dxa" w:w="120"/>
-              <w:bottom w:type="dxa" w:w="80"/>
-              <w:right w:type="dxa" w:w="120"/>
-            </w:tcMar>
-          </w:tcPr>
-          <w:p>
-            <w:pPr>
-              <w:keepNext w:val="false"/>
-              <w:spacing w:line="264"/>
-              <w:jc w:val="left"/>
-            </w:pPr>
-            <w:r>
-              <w:rPr>
-                <w:rFonts w:ascii="Calibri" w:cs="Calibri" w:eastAsia="Calibri" w:hAnsi="Calibri"/>
-                <w:b w:val="false"/>
-                <w:bCs w:val="false"/>
-                <w:sz w:val="19"/>
-                <w:szCs w:val="19"/>
-              </w:rPr>
-              <w:t xml:space="preserve">Flask no servía el dashboard: http://localhost:5000 respondía 404.</w:t>
-            </w:r>
-          </w:p>
-        </w:tc>
-        <w:tc>
-          <w:tcPr>
-            <w:tcW w:type="dxa" w:w="4000"/>
-            <w:tcBorders>
-              <w:top w:val="single" w:color="C8C8C8" w:sz="4"/>
-              <w:left w:val="single" w:color="C8C8C8" w:sz="4"/>
-              <w:bottom w:val="single" w:color="C8C8C8" w:sz="4"/>
-              <w:right w:val="single" w:color="C8C8C8" w:sz="4"/>
-            </w:tcBorders>
-            <w:tcMar>
-              <w:top w:type="dxa" w:w="80"/>
-              <w:left w:type="dxa" w:w="120"/>
-              <w:bottom w:type="dxa" w:w="80"/>
-              <w:right w:type="dxa" w:w="120"/>
-            </w:tcMar>
-          </w:tcPr>
-          <w:p>
-            <w:pPr>
-              <w:keepNext w:val="false"/>
-              <w:spacing w:line="264"/>
-              <w:jc w:val="left"/>
-            </w:pPr>
-            <w:r>
-              <w:rPr>
-                <w:rFonts w:ascii="Calibri" w:cs="Calibri" w:eastAsia="Calibri" w:hAnsi="Calibri"/>
-                <w:b w:val="false"/>
-                <w:bCs w:val="false"/>
-                <w:sz w:val="19"/>
-                <w:szCs w:val="19"/>
-              </w:rPr>
-              <w:t xml:space="preserve">Corregido: ahora sirve index.html en la raíz</w:t>
-            </w:r>
-          </w:p>
-        </w:tc>
-      </w:tr>
-      <w:tr>
-        <w:trPr>
-          <w:cantSplit/>
-        </w:trPr>
-        <w:tc>
-          <w:tcPr>
-            <w:tcW w:type="dxa" w:w="450"/>
-            <w:tcBorders>
-              <w:top w:val="single" w:color="C8C8C8" w:sz="4"/>
-              <w:left w:val="single" w:color="C8C8C8" w:sz="4"/>
-              <w:bottom w:val="single" w:color="C8C8C8" w:sz="4"/>
-              <w:right w:val="single" w:color="C8C8C8" w:sz="4"/>
-            </w:tcBorders>
-            <w:shd w:fill="F3F6FA" w:color="auto" w:val="clear"/>
-            <w:tcMar>
-              <w:top w:type="dxa" w:w="80"/>
-              <w:left w:type="dxa" w:w="120"/>
-              <w:bottom w:type="dxa" w:w="80"/>
-              <w:right w:type="dxa" w:w="120"/>
-            </w:tcMar>
-          </w:tcPr>
-          <w:p>
-            <w:pPr>
-              <w:keepNext w:val="false"/>
-              <w:spacing w:line="264"/>
-              <w:jc w:val="left"/>
-            </w:pPr>
-            <w:r>
-              <w:rPr>
-                <w:rFonts w:ascii="Calibri" w:cs="Calibri" w:eastAsia="Calibri" w:hAnsi="Calibri"/>
-                <w:b w:val="false"/>
-                <w:bCs w:val="false"/>
-                <w:sz w:val="19"/>
-                <w:szCs w:val="19"/>
-              </w:rPr>
-              <w:t xml:space="preserve">2</w:t>
-            </w:r>
-          </w:p>
-        </w:tc>
-        <w:tc>
-          <w:tcPr>
-            <w:tcW w:type="dxa" w:w="5188"/>
-            <w:tcBorders>
-              <w:top w:val="single" w:color="C8C8C8" w:sz="4"/>
-              <w:left w:val="single" w:color="C8C8C8" w:sz="4"/>
-              <w:bottom w:val="single" w:color="C8C8C8" w:sz="4"/>
-              <w:right w:val="single" w:color="C8C8C8" w:sz="4"/>
-            </w:tcBorders>
-            <w:shd w:fill="F3F6FA" w:color="auto" w:val="clear"/>
-            <w:tcMar>
-              <w:top w:type="dxa" w:w="80"/>
-              <w:left w:type="dxa" w:w="120"/>
-              <w:bottom w:type="dxa" w:w="80"/>
-              <w:right w:type="dxa" w:w="120"/>
-            </w:tcMar>
-          </w:tcPr>
-          <w:p>
-            <w:pPr>
-              <w:keepNext w:val="false"/>
-              <w:spacing w:line="264"/>
-              <w:jc w:val="left"/>
-            </w:pPr>
-            <w:r>
-              <w:rPr>
-                <w:rFonts w:ascii="Calibri" w:cs="Calibri" w:eastAsia="Calibri" w:hAnsi="Calibri"/>
-                <w:b w:val="false"/>
-                <w:bCs w:val="false"/>
-                <w:sz w:val="19"/>
-                <w:szCs w:val="19"/>
-              </w:rPr>
-              <w:t xml:space="preserve">La simulación continua nunca se veía: el dashboard listaba solo simulaciones completadas y el resumen daba 404 porque ese modo no guarda resultados finales.</w:t>
-            </w:r>
-          </w:p>
-        </w:tc>
-        <w:tc>
-          <w:tcPr>
-            <w:tcW w:type="dxa" w:w="4000"/>
-            <w:tcBorders>
-              <w:top w:val="single" w:color="C8C8C8" w:sz="4"/>
-              <w:left w:val="single" w:color="C8C8C8" w:sz="4"/>
-              <w:bottom w:val="single" w:color="C8C8C8" w:sz="4"/>
-              <w:right w:val="single" w:color="C8C8C8" w:sz="4"/>
-            </w:tcBorders>
-            <w:shd w:fill="F3F6FA" w:color="auto" w:val="clear"/>
-            <w:tcMar>
-              <w:top w:type="dxa" w:w="80"/>
-              <w:left w:type="dxa" w:w="120"/>
-              <w:bottom w:type="dxa" w:w="80"/>
-              <w:right w:type="dxa" w:w="120"/>
-            </w:tcMar>
-          </w:tcPr>
-          <w:p>
-            <w:pPr>
-              <w:keepNext w:val="false"/>
-              <w:spacing w:line="264"/>
-              <w:jc w:val="left"/>
-            </w:pPr>
-            <w:r>
-              <w:rPr>
-                <w:rFonts w:ascii="Calibri" w:cs="Calibri" w:eastAsia="Calibri" w:hAnsi="Calibri"/>
-                <w:b w:val="false"/>
-                <w:bCs w:val="false"/>
-                <w:sz w:val="19"/>
-                <w:szCs w:val="19"/>
-              </w:rPr>
-              <w:t xml:space="preserve">Corregido: muestra las que están en ejecución y calcula el resumen parcial desde los totales horarios</w:t>
-            </w:r>
-          </w:p>
-        </w:tc>
-      </w:tr>
-      <w:tr>
-        <w:trPr>
-          <w:cantSplit/>
-        </w:trPr>
-        <w:tc>
-          <w:tcPr>
-            <w:tcW w:type="dxa" w:w="450"/>
-            <w:tcBorders>
-              <w:top w:val="single" w:color="C8C8C8" w:sz="4"/>
-              <w:left w:val="single" w:color="C8C8C8" w:sz="4"/>
-              <w:bottom w:val="single" w:color="C8C8C8" w:sz="4"/>
-              <w:right w:val="single" w:color="C8C8C8" w:sz="4"/>
-            </w:tcBorders>
-            <w:tcMar>
-              <w:top w:type="dxa" w:w="80"/>
-              <w:left w:type="dxa" w:w="120"/>
-              <w:bottom w:type="dxa" w:w="80"/>
-              <w:right w:type="dxa" w:w="120"/>
-            </w:tcMar>
-          </w:tcPr>
-          <w:p>
-            <w:pPr>
-              <w:keepNext w:val="false"/>
-              <w:spacing w:line="264"/>
-              <w:jc w:val="left"/>
-            </w:pPr>
-            <w:r>
-              <w:rPr>
-                <w:rFonts w:ascii="Calibri" w:cs="Calibri" w:eastAsia="Calibri" w:hAnsi="Calibri"/>
-                <w:b w:val="false"/>
-                <w:bCs w:val="false"/>
-                <w:sz w:val="19"/>
-                <w:szCs w:val="19"/>
-              </w:rPr>
-              <w:t xml:space="preserve">3</w:t>
-            </w:r>
-          </w:p>
-        </w:tc>
-        <w:tc>
-          <w:tcPr>
-            <w:tcW w:type="dxa" w:w="5188"/>
-            <w:tcBorders>
-              <w:top w:val="single" w:color="C8C8C8" w:sz="4"/>
-              <w:left w:val="single" w:color="C8C8C8" w:sz="4"/>
-              <w:bottom w:val="single" w:color="C8C8C8" w:sz="4"/>
-              <w:right w:val="single" w:color="C8C8C8" w:sz="4"/>
-            </w:tcBorders>
-            <w:tcMar>
-              <w:top w:type="dxa" w:w="80"/>
-              <w:left w:type="dxa" w:w="120"/>
-              <w:bottom w:type="dxa" w:w="80"/>
-              <w:right w:type="dxa" w:w="120"/>
-            </w:tcMar>
-          </w:tcPr>
-          <w:p>
-            <w:pPr>
-              <w:keepNext w:val="false"/>
-              <w:spacing w:line="264"/>
-              <w:jc w:val="left"/>
-            </w:pPr>
-            <w:r>
-              <w:rPr>
-                <w:rFonts w:ascii="Calibri" w:cs="Calibri" w:eastAsia="Calibri" w:hAnsi="Calibri"/>
-                <w:b w:val="false"/>
-                <w:bCs w:val="false"/>
-                <w:sz w:val="19"/>
-                <w:szCs w:val="19"/>
-              </w:rPr>
-              <w:t xml:space="preserve">La tabla de máquinas quedaba vacía: ningún script cargaba el catálogo en la base. Sin ella fallaban el selector, el top 10 y los análisis por criticidad.</w:t>
-            </w:r>
-          </w:p>
-        </w:tc>
-        <w:tc>
-          <w:tcPr>
-            <w:tcW w:type="dxa" w:w="4000"/>
-            <w:tcBorders>
-              <w:top w:val="single" w:color="C8C8C8" w:sz="4"/>
-              <w:left w:val="single" w:color="C8C8C8" w:sz="4"/>
-              <w:bottom w:val="single" w:color="C8C8C8" w:sz="4"/>
-              <w:right w:val="single" w:color="C8C8C8" w:sz="4"/>
-            </w:tcBorders>
-            <w:tcMar>
-              <w:top w:type="dxa" w:w="80"/>
-              <w:left w:type="dxa" w:w="120"/>
-              <w:bottom w:type="dxa" w:w="80"/>
-              <w:right w:type="dxa" w:w="120"/>
-            </w:tcMar>
-          </w:tcPr>
-          <w:p>
-            <w:pPr>
-              <w:keepNext w:val="false"/>
-              <w:spacing w:line="264"/>
-              <w:jc w:val="left"/>
-            </w:pPr>
-            <w:r>
-              <w:rPr>
-                <w:rFonts w:ascii="Calibri" w:cs="Calibri" w:eastAsia="Calibri" w:hAnsi="Calibri"/>
-                <w:b w:val="false"/>
-                <w:bCs w:val="false"/>
-                <w:sz w:val="19"/>
-                <w:szCs w:val="19"/>
-              </w:rPr>
-              <w:t xml:space="preserve">Corregido en MATLAB (ensureMachines); falta probarlo con MATLAB</w:t>
-            </w:r>
-          </w:p>
-        </w:tc>
-      </w:tr>
-      <w:tr>
-        <w:trPr>
-          <w:cantSplit/>
-        </w:trPr>
-        <w:tc>
-          <w:tcPr>
-            <w:tcW w:type="dxa" w:w="450"/>
-            <w:tcBorders>
-              <w:top w:val="single" w:color="C8C8C8" w:sz="4"/>
-              <w:left w:val="single" w:color="C8C8C8" w:sz="4"/>
-              <w:bottom w:val="single" w:color="C8C8C8" w:sz="4"/>
-              <w:right w:val="single" w:color="C8C8C8" w:sz="4"/>
-            </w:tcBorders>
-            <w:shd w:fill="F3F6FA" w:color="auto" w:val="clear"/>
-            <w:tcMar>
-              <w:top w:type="dxa" w:w="80"/>
-              <w:left w:type="dxa" w:w="120"/>
-              <w:bottom w:type="dxa" w:w="80"/>
-              <w:right w:type="dxa" w:w="120"/>
-            </w:tcMar>
-          </w:tcPr>
-          <w:p>
-            <w:pPr>
-              <w:keepNext w:val="false"/>
-              <w:spacing w:line="264"/>
-              <w:jc w:val="left"/>
-            </w:pPr>
-            <w:r>
-              <w:rPr>
-                <w:rFonts w:ascii="Calibri" w:cs="Calibri" w:eastAsia="Calibri" w:hAnsi="Calibri"/>
-                <w:b w:val="false"/>
-                <w:bCs w:val="false"/>
-                <w:sz w:val="19"/>
-                <w:szCs w:val="19"/>
-              </w:rPr>
-              <w:t xml:space="preserve">4</w:t>
-            </w:r>
-          </w:p>
-        </w:tc>
-        <w:tc>
-          <w:tcPr>
-            <w:tcW w:type="dxa" w:w="5188"/>
-            <w:tcBorders>
-              <w:top w:val="single" w:color="C8C8C8" w:sz="4"/>
-              <w:left w:val="single" w:color="C8C8C8" w:sz="4"/>
-              <w:bottom w:val="single" w:color="C8C8C8" w:sz="4"/>
-              <w:right w:val="single" w:color="C8C8C8" w:sz="4"/>
-            </w:tcBorders>
-            <w:shd w:fill="F3F6FA" w:color="auto" w:val="clear"/>
-            <w:tcMar>
-              <w:top w:type="dxa" w:w="80"/>
-              <w:left w:type="dxa" w:w="120"/>
-              <w:bottom w:type="dxa" w:w="80"/>
-              <w:right w:type="dxa" w:w="120"/>
-            </w:tcMar>
-          </w:tcPr>
-          <w:p>
-            <w:pPr>
-              <w:keepNext w:val="false"/>
-              <w:spacing w:line="264"/>
-              <w:jc w:val="left"/>
-            </w:pPr>
-            <w:r>
-              <w:rPr>
-                <w:rFonts w:ascii="Calibri" w:cs="Calibri" w:eastAsia="Calibri" w:hAnsi="Calibri"/>
-                <w:b w:val="false"/>
-                <w:bCs w:val="false"/>
-                <w:sz w:val="19"/>
-                <w:szCs w:val="19"/>
-              </w:rPr>
-              <w:t xml:space="preserve">Flask podía crear un archivo de base vacío antes de que MATLAB creara el esquema, y MATLAB no lo volvía a crear.</w:t>
-            </w:r>
-          </w:p>
-        </w:tc>
-        <w:tc>
-          <w:tcPr>
-            <w:tcW w:type="dxa" w:w="4000"/>
-            <w:tcBorders>
-              <w:top w:val="single" w:color="C8C8C8" w:sz="4"/>
-              <w:left w:val="single" w:color="C8C8C8" w:sz="4"/>
-              <w:bottom w:val="single" w:color="C8C8C8" w:sz="4"/>
-              <w:right w:val="single" w:color="C8C8C8" w:sz="4"/>
-            </w:tcBorders>
-            <w:shd w:fill="F3F6FA" w:color="auto" w:val="clear"/>
-            <w:tcMar>
-              <w:top w:type="dxa" w:w="80"/>
-              <w:left w:type="dxa" w:w="120"/>
-              <w:bottom w:type="dxa" w:w="80"/>
-              <w:right w:type="dxa" w:w="120"/>
-            </w:tcMar>
-          </w:tcPr>
-          <w:p>
-            <w:pPr>
-              <w:keepNext w:val="false"/>
-              <w:spacing w:line="264"/>
-              <w:jc w:val="left"/>
-            </w:pPr>
-            <w:r>
-              <w:rPr>
-                <w:rFonts w:ascii="Calibri" w:cs="Calibri" w:eastAsia="Calibri" w:hAnsi="Calibri"/>
-                <w:b w:val="false"/>
-                <w:bCs w:val="false"/>
-                <w:sz w:val="19"/>
-                <w:szCs w:val="19"/>
-              </w:rPr>
-              <w:t xml:space="preserve">Corregido: conexión de solo lectura y esquema creado por el orquestador</w:t>
-            </w:r>
-          </w:p>
-        </w:tc>
-      </w:tr>
-      <w:tr>
-        <w:trPr>
-          <w:cantSplit/>
-        </w:trPr>
-        <w:tc>
-          <w:tcPr>
-            <w:tcW w:type="dxa" w:w="450"/>
-            <w:tcBorders>
-              <w:top w:val="single" w:color="C8C8C8" w:sz="4"/>
-              <w:left w:val="single" w:color="C8C8C8" w:sz="4"/>
-              <w:bottom w:val="single" w:color="C8C8C8" w:sz="4"/>
-              <w:right w:val="single" w:color="C8C8C8" w:sz="4"/>
-            </w:tcBorders>
-            <w:tcMar>
-              <w:top w:type="dxa" w:w="80"/>
-              <w:left w:type="dxa" w:w="120"/>
-              <w:bottom w:type="dxa" w:w="80"/>
-              <w:right w:type="dxa" w:w="120"/>
-            </w:tcMar>
-          </w:tcPr>
-          <w:p>
-            <w:pPr>
-              <w:keepNext w:val="false"/>
-              <w:spacing w:line="264"/>
-              <w:jc w:val="left"/>
-            </w:pPr>
-            <w:r>
-              <w:rPr>
-                <w:rFonts w:ascii="Calibri" w:cs="Calibri" w:eastAsia="Calibri" w:hAnsi="Calibri"/>
-                <w:b w:val="false"/>
-                <w:bCs w:val="false"/>
-                <w:sz w:val="19"/>
-                <w:szCs w:val="19"/>
-              </w:rPr>
-              <w:t xml:space="preserve">5</w:t>
-            </w:r>
-          </w:p>
-        </w:tc>
-        <w:tc>
-          <w:tcPr>
-            <w:tcW w:type="dxa" w:w="5188"/>
-            <w:tcBorders>
-              <w:top w:val="single" w:color="C8C8C8" w:sz="4"/>
-              <w:left w:val="single" w:color="C8C8C8" w:sz="4"/>
-              <w:bottom w:val="single" w:color="C8C8C8" w:sz="4"/>
-              <w:right w:val="single" w:color="C8C8C8" w:sz="4"/>
-            </w:tcBorders>
-            <w:tcMar>
-              <w:top w:type="dxa" w:w="80"/>
-              <w:left w:type="dxa" w:w="120"/>
-              <w:bottom w:type="dxa" w:w="80"/>
-              <w:right w:type="dxa" w:w="120"/>
-            </w:tcMar>
-          </w:tcPr>
-          <w:p>
-            <w:pPr>
-              <w:keepNext w:val="false"/>
-              <w:spacing w:line="264"/>
-              <w:jc w:val="left"/>
-            </w:pPr>
-            <w:r>
-              <w:rPr>
-                <w:rFonts w:ascii="Calibri" w:cs="Calibri" w:eastAsia="Calibri" w:hAnsi="Calibri"/>
-                <w:b w:val="false"/>
-                <w:bCs w:val="false"/>
-                <w:sz w:val="19"/>
-                <w:szCs w:val="19"/>
-              </w:rPr>
-              <w:t xml:space="preserve">El orquestador fallaba si MATLAB no estaba en el PATH (la ruta por defecto tenía un error de tipo), dependía de python-dotenv, ignoraba --interval, podía bloquearse por salidas sin leer y cerraba el servidor cuando MATLAB terminaba.</w:t>
-            </w:r>
-          </w:p>
-        </w:tc>
-        <w:tc>
-          <w:tcPr>
-            <w:tcW w:type="dxa" w:w="4000"/>
-            <w:tcBorders>
-              <w:top w:val="single" w:color="C8C8C8" w:sz="4"/>
-              <w:left w:val="single" w:color="C8C8C8" w:sz="4"/>
-              <w:bottom w:val="single" w:color="C8C8C8" w:sz="4"/>
-              <w:right w:val="single" w:color="C8C8C8" w:sz="4"/>
-            </w:tcBorders>
-            <w:tcMar>
-              <w:top w:type="dxa" w:w="80"/>
-              <w:left w:type="dxa" w:w="120"/>
-              <w:bottom w:type="dxa" w:w="80"/>
-              <w:right w:type="dxa" w:w="120"/>
-            </w:tcMar>
-          </w:tcPr>
-          <w:p>
-            <w:pPr>
-              <w:keepNext w:val="false"/>
-              <w:spacing w:line="264"/>
-              <w:jc w:val="left"/>
-            </w:pPr>
-            <w:r>
-              <w:rPr>
-                <w:rFonts w:ascii="Calibri" w:cs="Calibri" w:eastAsia="Calibri" w:hAnsi="Calibri"/>
-                <w:b w:val="false"/>
-                <w:bCs w:val="false"/>
-                <w:sz w:val="19"/>
-                <w:szCs w:val="19"/>
-              </w:rPr>
-              <w:t xml:space="preserve">Corregido</w:t>
-            </w:r>
-          </w:p>
-        </w:tc>
-      </w:tr>
-      <w:tr>
-        <w:trPr>
-          <w:cantSplit/>
-        </w:trPr>
-        <w:tc>
-          <w:tcPr>
-            <w:tcW w:type="dxa" w:w="450"/>
-            <w:tcBorders>
-              <w:top w:val="single" w:color="C8C8C8" w:sz="4"/>
-              <w:left w:val="single" w:color="C8C8C8" w:sz="4"/>
-              <w:bottom w:val="single" w:color="C8C8C8" w:sz="4"/>
-              <w:right w:val="single" w:color="C8C8C8" w:sz="4"/>
-            </w:tcBorders>
-            <w:shd w:fill="F3F6FA" w:color="auto" w:val="clear"/>
-            <w:tcMar>
-              <w:top w:type="dxa" w:w="80"/>
-              <w:left w:type="dxa" w:w="120"/>
-              <w:bottom w:type="dxa" w:w="80"/>
-              <w:right w:type="dxa" w:w="120"/>
-            </w:tcMar>
-          </w:tcPr>
-          <w:p>
-            <w:pPr>
-              <w:keepNext w:val="false"/>
-              <w:spacing w:line="264"/>
-              <w:jc w:val="left"/>
-            </w:pPr>
-            <w:r>
-              <w:rPr>
-                <w:rFonts w:ascii="Calibri" w:cs="Calibri" w:eastAsia="Calibri" w:hAnsi="Calibri"/>
-                <w:b w:val="false"/>
-                <w:bCs w:val="false"/>
-                <w:sz w:val="19"/>
-                <w:szCs w:val="19"/>
-              </w:rPr>
-              <w:t xml:space="preserve">6</w:t>
-            </w:r>
-          </w:p>
-        </w:tc>
-        <w:tc>
-          <w:tcPr>
-            <w:tcW w:type="dxa" w:w="5188"/>
-            <w:tcBorders>
-              <w:top w:val="single" w:color="C8C8C8" w:sz="4"/>
-              <w:left w:val="single" w:color="C8C8C8" w:sz="4"/>
-              <w:bottom w:val="single" w:color="C8C8C8" w:sz="4"/>
-              <w:right w:val="single" w:color="C8C8C8" w:sz="4"/>
-            </w:tcBorders>
-            <w:shd w:fill="F3F6FA" w:color="auto" w:val="clear"/>
-            <w:tcMar>
-              <w:top w:type="dxa" w:w="80"/>
-              <w:left w:type="dxa" w:w="120"/>
-              <w:bottom w:type="dxa" w:w="80"/>
-              <w:right w:type="dxa" w:w="120"/>
-            </w:tcMar>
-          </w:tcPr>
-          <w:p>
-            <w:pPr>
-              <w:keepNext w:val="false"/>
-              <w:spacing w:line="264"/>
-              <w:jc w:val="left"/>
-            </w:pPr>
-            <w:r>
-              <w:rPr>
-                <w:rFonts w:ascii="Calibri" w:cs="Calibri" w:eastAsia="Calibri" w:hAnsi="Calibri"/>
-                <w:b w:val="false"/>
-                <w:bCs w:val="false"/>
-                <w:sz w:val="19"/>
-                <w:szCs w:val="19"/>
-              </w:rPr>
-              <w:t xml:space="preserve">El archivo .env con la ruta personal de MATLAB de un integrante estaba versionado, y Flask no figuraba en requirements.txt.</w:t>
-            </w:r>
-          </w:p>
-        </w:tc>
-        <w:tc>
-          <w:tcPr>
-            <w:tcW w:type="dxa" w:w="4000"/>
-            <w:tcBorders>
-              <w:top w:val="single" w:color="C8C8C8" w:sz="4"/>
-              <w:left w:val="single" w:color="C8C8C8" w:sz="4"/>
-              <w:bottom w:val="single" w:color="C8C8C8" w:sz="4"/>
-              <w:right w:val="single" w:color="C8C8C8" w:sz="4"/>
-            </w:tcBorders>
-            <w:shd w:fill="F3F6FA" w:color="auto" w:val="clear"/>
-            <w:tcMar>
-              <w:top w:type="dxa" w:w="80"/>
-              <w:left w:type="dxa" w:w="120"/>
-              <w:bottom w:type="dxa" w:w="80"/>
-              <w:right w:type="dxa" w:w="120"/>
-            </w:tcMar>
-          </w:tcPr>
-          <w:p>
-            <w:pPr>
-              <w:keepNext w:val="false"/>
-              <w:spacing w:line="264"/>
-              <w:jc w:val="left"/>
-            </w:pPr>
-            <w:r>
-              <w:rPr>
-                <w:rFonts w:ascii="Calibri" w:cs="Calibri" w:eastAsia="Calibri" w:hAnsi="Calibri"/>
-                <w:b w:val="false"/>
-                <w:bCs w:val="false"/>
-                <w:sz w:val="19"/>
-                <w:szCs w:val="19"/>
-              </w:rPr>
-              <w:t xml:space="preserve">Corregido: .env fuera del repositorio y dependencias completas</w:t>
-            </w:r>
-          </w:p>
-        </w:tc>
-      </w:tr>
-      <w:tr>
-        <w:trPr>
-          <w:cantSplit/>
-        </w:trPr>
-        <w:tc>
-          <w:tcPr>
-            <w:tcW w:type="dxa" w:w="450"/>
-            <w:tcBorders>
-              <w:top w:val="single" w:color="C8C8C8" w:sz="4"/>
-              <w:left w:val="single" w:color="C8C8C8" w:sz="4"/>
-              <w:bottom w:val="single" w:color="C8C8C8" w:sz="4"/>
-              <w:right w:val="single" w:color="C8C8C8" w:sz="4"/>
-            </w:tcBorders>
-            <w:tcMar>
-              <w:top w:type="dxa" w:w="80"/>
-              <w:left w:type="dxa" w:w="120"/>
-              <w:bottom w:type="dxa" w:w="80"/>
-              <w:right w:type="dxa" w:w="120"/>
-            </w:tcMar>
-          </w:tcPr>
-          <w:p>
-            <w:pPr>
-              <w:keepNext w:val="false"/>
-              <w:spacing w:line="264"/>
-              <w:jc w:val="left"/>
-            </w:pPr>
-            <w:r>
-              <w:rPr>
-                <w:rFonts w:ascii="Calibri" w:cs="Calibri" w:eastAsia="Calibri" w:hAnsi="Calibri"/>
-                <w:b w:val="false"/>
-                <w:bCs w:val="false"/>
-                <w:sz w:val="19"/>
-                <w:szCs w:val="19"/>
-              </w:rPr>
-              <w:t xml:space="preserve">7</w:t>
-            </w:r>
-          </w:p>
-        </w:tc>
-        <w:tc>
-          <w:tcPr>
-            <w:tcW w:type="dxa" w:w="5188"/>
-            <w:tcBorders>
-              <w:top w:val="single" w:color="C8C8C8" w:sz="4"/>
-              <w:left w:val="single" w:color="C8C8C8" w:sz="4"/>
-              <w:bottom w:val="single" w:color="C8C8C8" w:sz="4"/>
-              <w:right w:val="single" w:color="C8C8C8" w:sz="4"/>
-            </w:tcBorders>
-            <w:tcMar>
-              <w:top w:type="dxa" w:w="80"/>
-              <w:left w:type="dxa" w:w="120"/>
-              <w:bottom w:type="dxa" w:w="80"/>
-              <w:right w:type="dxa" w:w="120"/>
-            </w:tcMar>
-          </w:tcPr>
-          <w:p>
-            <w:pPr>
-              <w:keepNext w:val="false"/>
-              <w:spacing w:line="264"/>
-              <w:jc w:val="left"/>
-            </w:pPr>
-            <w:r>
-              <w:rPr>
-                <w:rFonts w:ascii="Calibri" w:cs="Calibri" w:eastAsia="Calibri" w:hAnsi="Calibri"/>
-                <w:b w:val="false"/>
-                <w:bCs w:val="false"/>
-                <w:sz w:val="19"/>
-                <w:szCs w:val="19"/>
-              </w:rPr>
-              <w:t xml:space="preserve">El gráfico del top 10 leía campos distintos de los que guarda MATLAB.</w:t>
-            </w:r>
-          </w:p>
-        </w:tc>
-        <w:tc>
-          <w:tcPr>
-            <w:tcW w:type="dxa" w:w="4000"/>
-            <w:tcBorders>
-              <w:top w:val="single" w:color="C8C8C8" w:sz="4"/>
-              <w:left w:val="single" w:color="C8C8C8" w:sz="4"/>
-              <w:bottom w:val="single" w:color="C8C8C8" w:sz="4"/>
-              <w:right w:val="single" w:color="C8C8C8" w:sz="4"/>
-            </w:tcBorders>
-            <w:tcMar>
-              <w:top w:type="dxa" w:w="80"/>
-              <w:left w:type="dxa" w:w="120"/>
-              <w:bottom w:type="dxa" w:w="80"/>
-              <w:right w:type="dxa" w:w="120"/>
-            </w:tcMar>
-          </w:tcPr>
-          <w:p>
-            <w:pPr>
-              <w:keepNext w:val="false"/>
-              <w:spacing w:line="264"/>
-              <w:jc w:val="left"/>
-            </w:pPr>
-            <w:r>
-              <w:rPr>
-                <w:rFonts w:ascii="Calibri" w:cs="Calibri" w:eastAsia="Calibri" w:hAnsi="Calibri"/>
-                <w:b w:val="false"/>
-                <w:bCs w:val="false"/>
-                <w:sz w:val="19"/>
-                <w:szCs w:val="19"/>
-              </w:rPr>
-              <w:t xml:space="preserve">Corregido: acepta ambos formatos</w:t>
-            </w:r>
-          </w:p>
-        </w:tc>
-      </w:tr>
-      <w:tr>
-        <w:trPr>
-          <w:cantSplit/>
-        </w:trPr>
-        <w:tc>
-          <w:tcPr>
-            <w:tcW w:type="dxa" w:w="450"/>
-            <w:tcBorders>
-              <w:top w:val="single" w:color="C8C8C8" w:sz="4"/>
-              <w:left w:val="single" w:color="C8C8C8" w:sz="4"/>
-              <w:bottom w:val="single" w:color="C8C8C8" w:sz="4"/>
-              <w:right w:val="single" w:color="C8C8C8" w:sz="4"/>
-            </w:tcBorders>
-            <w:shd w:fill="F3F6FA" w:color="auto" w:val="clear"/>
-            <w:tcMar>
-              <w:top w:type="dxa" w:w="80"/>
-              <w:left w:type="dxa" w:w="120"/>
-              <w:bottom w:type="dxa" w:w="80"/>
-              <w:right w:type="dxa" w:w="120"/>
-            </w:tcMar>
-          </w:tcPr>
-          <w:p>
-            <w:pPr>
-              <w:keepNext w:val="false"/>
-              <w:spacing w:line="264"/>
-              <w:jc w:val="left"/>
-            </w:pPr>
-            <w:r>
-              <w:rPr>
-                <w:rFonts w:ascii="Calibri" w:cs="Calibri" w:eastAsia="Calibri" w:hAnsi="Calibri"/>
-                <w:b w:val="false"/>
-                <w:bCs w:val="false"/>
-                <w:sz w:val="19"/>
-                <w:szCs w:val="19"/>
-              </w:rPr>
-              <w:t xml:space="preserve">8</w:t>
-            </w:r>
-          </w:p>
-        </w:tc>
-        <w:tc>
-          <w:tcPr>
-            <w:tcW w:type="dxa" w:w="5188"/>
-            <w:tcBorders>
-              <w:top w:val="single" w:color="C8C8C8" w:sz="4"/>
-              <w:left w:val="single" w:color="C8C8C8" w:sz="4"/>
-              <w:bottom w:val="single" w:color="C8C8C8" w:sz="4"/>
-              <w:right w:val="single" w:color="C8C8C8" w:sz="4"/>
-            </w:tcBorders>
-            <w:shd w:fill="F3F6FA" w:color="auto" w:val="clear"/>
-            <w:tcMar>
-              <w:top w:type="dxa" w:w="80"/>
-              <w:left w:type="dxa" w:w="120"/>
-              <w:bottom w:type="dxa" w:w="80"/>
-              <w:right w:type="dxa" w:w="120"/>
-            </w:tcMar>
-          </w:tcPr>
-          <w:p>
-            <w:pPr>
-              <w:keepNext w:val="false"/>
-              <w:spacing w:line="264"/>
-              <w:jc w:val="left"/>
-            </w:pPr>
-            <w:r>
-              <w:rPr>
-                <w:rFonts w:ascii="Calibri" w:cs="Calibri" w:eastAsia="Calibri" w:hAnsi="Calibri"/>
-                <w:b w:val="false"/>
-                <w:bCs w:val="false"/>
-                <w:sz w:val="19"/>
-                <w:szCs w:val="19"/>
-              </w:rPr>
-              <w:t xml:space="preserve">Dos pruebas fallaban en Windows (codificación de texto y mensaje de load_catalog).</w:t>
-            </w:r>
-          </w:p>
-        </w:tc>
-        <w:tc>
-          <w:tcPr>
-            <w:tcW w:type="dxa" w:w="4000"/>
-            <w:tcBorders>
-              <w:top w:val="single" w:color="C8C8C8" w:sz="4"/>
-              <w:left w:val="single" w:color="C8C8C8" w:sz="4"/>
-              <w:bottom w:val="single" w:color="C8C8C8" w:sz="4"/>
-              <w:right w:val="single" w:color="C8C8C8" w:sz="4"/>
-            </w:tcBorders>
-            <w:shd w:fill="F3F6FA" w:color="auto" w:val="clear"/>
-            <w:tcMar>
-              <w:top w:type="dxa" w:w="80"/>
-              <w:left w:type="dxa" w:w="120"/>
-              <w:bottom w:type="dxa" w:w="80"/>
-              <w:right w:type="dxa" w:w="120"/>
-            </w:tcMar>
-          </w:tcPr>
-          <w:p>
-            <w:pPr>
-              <w:keepNext w:val="false"/>
-              <w:spacing w:line="264"/>
-              <w:jc w:val="left"/>
-            </w:pPr>
-            <w:r>
-              <w:rPr>
-                <w:rFonts w:ascii="Calibri" w:cs="Calibri" w:eastAsia="Calibri" w:hAnsi="Calibri"/>
-                <w:b w:val="false"/>
-                <w:bCs w:val="false"/>
-                <w:sz w:val="19"/>
-                <w:szCs w:val="19"/>
-              </w:rPr>
-              <w:t xml:space="preserve">Corregido</w:t>
-            </w:r>
-          </w:p>
-        </w:tc>
-      </w:tr>
-      <w:tr>
-        <w:trPr>
-          <w:cantSplit/>
-        </w:trPr>
-        <w:tc>
-          <w:tcPr>
-            <w:tcW w:type="dxa" w:w="450"/>
-            <w:tcBorders>
-              <w:top w:val="single" w:color="C8C8C8" w:sz="4"/>
-              <w:left w:val="single" w:color="C8C8C8" w:sz="4"/>
-              <w:bottom w:val="single" w:color="C8C8C8" w:sz="4"/>
-              <w:right w:val="single" w:color="C8C8C8" w:sz="4"/>
-            </w:tcBorders>
-            <w:tcMar>
-              <w:top w:type="dxa" w:w="80"/>
-              <w:left w:type="dxa" w:w="120"/>
-              <w:bottom w:type="dxa" w:w="80"/>
-              <w:right w:type="dxa" w:w="120"/>
-            </w:tcMar>
-          </w:tcPr>
-          <w:p>
-            <w:pPr>
-              <w:keepNext w:val="false"/>
-              <w:spacing w:line="264"/>
-              <w:jc w:val="left"/>
-            </w:pPr>
-            <w:r>
-              <w:rPr>
-                <w:rFonts w:ascii="Calibri" w:cs="Calibri" w:eastAsia="Calibri" w:hAnsi="Calibri"/>
-                <w:b w:val="false"/>
-                <w:bCs w:val="false"/>
-                <w:sz w:val="19"/>
-                <w:szCs w:val="19"/>
-              </w:rPr>
-              <w:t xml:space="preserve">9</w:t>
-            </w:r>
-          </w:p>
-        </w:tc>
-        <w:tc>
-          <w:tcPr>
-            <w:tcW w:type="dxa" w:w="5188"/>
-            <w:tcBorders>
-              <w:top w:val="single" w:color="C8C8C8" w:sz="4"/>
-              <w:left w:val="single" w:color="C8C8C8" w:sz="4"/>
-              <w:bottom w:val="single" w:color="C8C8C8" w:sz="4"/>
-              <w:right w:val="single" w:color="C8C8C8" w:sz="4"/>
-            </w:tcBorders>
-            <w:tcMar>
-              <w:top w:type="dxa" w:w="80"/>
-              <w:left w:type="dxa" w:w="120"/>
-              <w:bottom w:type="dxa" w:w="80"/>
-              <w:right w:type="dxa" w:w="120"/>
-            </w:tcMar>
-          </w:tcPr>
-          <w:p>
-            <w:pPr>
-              <w:keepNext w:val="false"/>
-              <w:spacing w:line="264"/>
-              <w:jc w:val="left"/>
-            </w:pPr>
-            <w:r>
-              <w:rPr>
-                <w:rFonts w:ascii="Calibri" w:cs="Calibri" w:eastAsia="Calibri" w:hAnsi="Calibri"/>
-                <w:b w:val="false"/>
-                <w:bCs w:val="false"/>
-                <w:sz w:val="19"/>
-                <w:szCs w:val="19"/>
-              </w:rPr>
-              <w:t xml:space="preserve">El selector de máquina y las fechas del dashboard no filtran los gráficos; solo afectan la exportación.</w:t>
-            </w:r>
-          </w:p>
-        </w:tc>
-        <w:tc>
-          <w:tcPr>
-            <w:tcW w:type="dxa" w:w="4000"/>
-            <w:tcBorders>
-              <w:top w:val="single" w:color="C8C8C8" w:sz="4"/>
-              <w:left w:val="single" w:color="C8C8C8" w:sz="4"/>
-              <w:bottom w:val="single" w:color="C8C8C8" w:sz="4"/>
-              <w:right w:val="single" w:color="C8C8C8" w:sz="4"/>
-            </w:tcBorders>
-            <w:tcMar>
-              <w:top w:type="dxa" w:w="80"/>
-              <w:left w:type="dxa" w:w="120"/>
-              <w:bottom w:type="dxa" w:w="80"/>
-              <w:right w:type="dxa" w:w="120"/>
-            </w:tcMar>
-          </w:tcPr>
-          <w:p>
-            <w:pPr>
-              <w:keepNext w:val="false"/>
-              <w:spacing w:line="264"/>
-              <w:jc w:val="left"/>
-            </w:pPr>
-            <w:r>
-              <w:rPr>
-                <w:rFonts w:ascii="Calibri" w:cs="Calibri" w:eastAsia="Calibri" w:hAnsi="Calibri"/>
-                <w:b w:val="false"/>
-                <w:bCs w:val="false"/>
-                <w:sz w:val="19"/>
-                <w:szCs w:val="19"/>
-              </w:rPr>
-              <w:t xml:space="preserve">Pendiente</w:t>
-            </w:r>
-          </w:p>
-        </w:tc>
-      </w:tr>
-      <w:tr>
-        <w:trPr>
-          <w:cantSplit/>
-        </w:trPr>
-        <w:tc>
-          <w:tcPr>
-            <w:tcW w:type="dxa" w:w="450"/>
-            <w:tcBorders>
-              <w:top w:val="single" w:color="C8C8C8" w:sz="4"/>
-              <w:left w:val="single" w:color="C8C8C8" w:sz="4"/>
-              <w:bottom w:val="single" w:color="C8C8C8" w:sz="4"/>
-              <w:right w:val="single" w:color="C8C8C8" w:sz="4"/>
-            </w:tcBorders>
-            <w:shd w:fill="F3F6FA" w:color="auto" w:val="clear"/>
-            <w:tcMar>
-              <w:top w:type="dxa" w:w="80"/>
-              <w:left w:type="dxa" w:w="120"/>
-              <w:bottom w:type="dxa" w:w="80"/>
-              <w:right w:type="dxa" w:w="120"/>
-            </w:tcMar>
-          </w:tcPr>
-          <w:p>
-            <w:pPr>
-              <w:keepNext w:val="false"/>
-              <w:spacing w:line="264"/>
-              <w:jc w:val="left"/>
-            </w:pPr>
-            <w:r>
-              <w:rPr>
-                <w:rFonts w:ascii="Calibri" w:cs="Calibri" w:eastAsia="Calibri" w:hAnsi="Calibri"/>
-                <w:b w:val="false"/>
-                <w:bCs w:val="false"/>
-                <w:sz w:val="19"/>
-                <w:szCs w:val="19"/>
-              </w:rPr>
-              <w:t xml:space="preserve">10</w:t>
-            </w:r>
-          </w:p>
-        </w:tc>
-        <w:tc>
-          <w:tcPr>
-            <w:tcW w:type="dxa" w:w="5188"/>
-            <w:tcBorders>
-              <w:top w:val="single" w:color="C8C8C8" w:sz="4"/>
-              <w:left w:val="single" w:color="C8C8C8" w:sz="4"/>
-              <w:bottom w:val="single" w:color="C8C8C8" w:sz="4"/>
-              <w:right w:val="single" w:color="C8C8C8" w:sz="4"/>
-            </w:tcBorders>
-            <w:shd w:fill="F3F6FA" w:color="auto" w:val="clear"/>
-            <w:tcMar>
-              <w:top w:type="dxa" w:w="80"/>
-              <w:left w:type="dxa" w:w="120"/>
-              <w:bottom w:type="dxa" w:w="80"/>
-              <w:right w:type="dxa" w:w="120"/>
-            </w:tcMar>
-          </w:tcPr>
-          <w:p>
-            <w:pPr>
-              <w:keepNext w:val="false"/>
-              <w:spacing w:line="264"/>
-              <w:jc w:val="left"/>
-            </w:pPr>
-            <w:r>
-              <w:rPr>
-                <w:rFonts w:ascii="Calibri" w:cs="Calibri" w:eastAsia="Calibri" w:hAnsi="Calibri"/>
-                <w:b w:val="false"/>
-                <w:bCs w:val="false"/>
-                <w:sz w:val="19"/>
-                <w:szCs w:val="19"/>
-              </w:rPr>
-              <w:t xml:space="preserve">El catálogo es un solo archivo de texto; agregar un equipo implica editarlo. No hay una carpeta por máquina como se planteó.</w:t>
-            </w:r>
-          </w:p>
-        </w:tc>
-        <w:tc>
-          <w:tcPr>
-            <w:tcW w:type="dxa" w:w="4000"/>
-            <w:tcBorders>
-              <w:top w:val="single" w:color="C8C8C8" w:sz="4"/>
-              <w:left w:val="single" w:color="C8C8C8" w:sz="4"/>
-              <w:bottom w:val="single" w:color="C8C8C8" w:sz="4"/>
-              <w:right w:val="single" w:color="C8C8C8" w:sz="4"/>
-            </w:tcBorders>
-            <w:shd w:fill="F3F6FA" w:color="auto" w:val="clear"/>
-            <w:tcMar>
-              <w:top w:type="dxa" w:w="80"/>
-              <w:left w:type="dxa" w:w="120"/>
-              <w:bottom w:type="dxa" w:w="80"/>
-              <w:right w:type="dxa" w:w="120"/>
-            </w:tcMar>
-          </w:tcPr>
-          <w:p>
-            <w:pPr>
-              <w:keepNext w:val="false"/>
-              <w:spacing w:line="264"/>
-              <w:jc w:val="left"/>
-            </w:pPr>
-            <w:r>
-              <w:rPr>
-                <w:rFonts w:ascii="Calibri" w:cs="Calibri" w:eastAsia="Calibri" w:hAnsi="Calibri"/>
-                <w:b w:val="false"/>
-                <w:bCs w:val="false"/>
-                <w:sz w:val="19"/>
-                <w:szCs w:val="19"/>
-              </w:rPr>
-              <w:t xml:space="preserve">Pendiente, según el diseño que se defina</w:t>
-            </w:r>
-          </w:p>
-        </w:tc>
-      </w:tr>
-      <w:tr>
-        <w:trPr>
-          <w:cantSplit/>
-        </w:trPr>
-        <w:tc>
-          <w:tcPr>
-            <w:tcW w:type="dxa" w:w="450"/>
-            <w:tcBorders>
-              <w:top w:val="single" w:color="C8C8C8" w:sz="4"/>
-              <w:left w:val="single" w:color="C8C8C8" w:sz="4"/>
-              <w:bottom w:val="single" w:color="C8C8C8" w:sz="4"/>
-              <w:right w:val="single" w:color="C8C8C8" w:sz="4"/>
-            </w:tcBorders>
-            <w:tcMar>
-              <w:top w:type="dxa" w:w="80"/>
-              <w:left w:type="dxa" w:w="120"/>
-              <w:bottom w:type="dxa" w:w="80"/>
-              <w:right w:type="dxa" w:w="120"/>
-            </w:tcMar>
-          </w:tcPr>
-          <w:p>
-            <w:pPr>
-              <w:keepNext w:val="false"/>
-              <w:spacing w:line="264"/>
-              <w:jc w:val="left"/>
-            </w:pPr>
-            <w:r>
-              <w:rPr>
-                <w:rFonts w:ascii="Calibri" w:cs="Calibri" w:eastAsia="Calibri" w:hAnsi="Calibri"/>
-                <w:b w:val="false"/>
-                <w:bCs w:val="false"/>
-                <w:sz w:val="19"/>
-                <w:szCs w:val="19"/>
-              </w:rPr>
-              <w:t xml:space="preserve">11</w:t>
-            </w:r>
-          </w:p>
-        </w:tc>
-        <w:tc>
-          <w:tcPr>
-            <w:tcW w:type="dxa" w:w="5188"/>
-            <w:tcBorders>
-              <w:top w:val="single" w:color="C8C8C8" w:sz="4"/>
-              <w:left w:val="single" w:color="C8C8C8" w:sz="4"/>
-              <w:bottom w:val="single" w:color="C8C8C8" w:sz="4"/>
-              <w:right w:val="single" w:color="C8C8C8" w:sz="4"/>
-            </w:tcBorders>
-            <w:tcMar>
-              <w:top w:type="dxa" w:w="80"/>
-              <w:left w:type="dxa" w:w="120"/>
-              <w:bottom w:type="dxa" w:w="80"/>
-              <w:right w:type="dxa" w:w="120"/>
-            </w:tcMar>
-          </w:tcPr>
-          <w:p>
-            <w:pPr>
-              <w:keepNext w:val="false"/>
-              <w:spacing w:line="264"/>
-              <w:jc w:val="left"/>
-            </w:pPr>
-            <w:r>
-              <w:rPr>
-                <w:rFonts w:ascii="Calibri" w:cs="Calibri" w:eastAsia="Calibri" w:hAnsi="Calibri"/>
-                <w:b w:val="false"/>
-                <w:bCs w:val="false"/>
-                <w:sz w:val="19"/>
-                <w:szCs w:val="19"/>
-              </w:rPr>
-              <w:t xml:space="preserve">No se ejecutó MATLAB en esta revisión: los cambios en sim_db, sim_engine y run_continuous no se probaron.</w:t>
-            </w:r>
-          </w:p>
-        </w:tc>
-        <w:tc>
-          <w:tcPr>
-            <w:tcW w:type="dxa" w:w="4000"/>
-            <w:tcBorders>
-              <w:top w:val="single" w:color="C8C8C8" w:sz="4"/>
-              <w:left w:val="single" w:color="C8C8C8" w:sz="4"/>
-              <w:bottom w:val="single" w:color="C8C8C8" w:sz="4"/>
-              <w:right w:val="single" w:color="C8C8C8" w:sz="4"/>
-            </w:tcBorders>
-            <w:tcMar>
-              <w:top w:type="dxa" w:w="80"/>
-              <w:left w:type="dxa" w:w="120"/>
-              <w:bottom w:type="dxa" w:w="80"/>
-              <w:right w:type="dxa" w:w="120"/>
-            </w:tcMar>
-          </w:tcPr>
-          <w:p>
-            <w:pPr>
-              <w:keepNext w:val="false"/>
-              <w:spacing w:line="264"/>
-              <w:jc w:val="left"/>
-            </w:pPr>
-            <w:r>
-              <w:rPr>
-                <w:rFonts w:ascii="Calibri" w:cs="Calibri" w:eastAsia="Calibri" w:hAnsi="Calibri"/>
-                <w:b w:val="false"/>
-                <w:bCs w:val="false"/>
-                <w:sz w:val="19"/>
-                <w:szCs w:val="19"/>
-              </w:rPr>
-              <w:t xml:space="preserve">Pendiente: correr runtests y una simulación</w:t>
-            </w:r>
-          </w:p>
-        </w:tc>
-      </w:tr>
-    </w:tbl>
-    <w:p>
-      <w:pPr>
-        <w:spacing w:after="80"/>
-      </w:pPr>
-    </w:p>
-    <w:p>
-      <w:pPr>
-        <w:pStyle w:val="Heading1"/>
-        <w:keepNext/>
-        <w:pageBreakBefore/>
-        <w:spacing w:after="120" w:before="300"/>
-      </w:pPr>
-      <w:r>
-        <w:rPr>
-          <w:rFonts w:ascii="Calibri" w:cs="Calibri" w:eastAsia="Calibri" w:hAnsi="Calibri"/>
-          <w:b/>
-          <w:bCs/>
-          <w:color w:val="1F4E79"/>
-          <w:sz w:val="28"/>
-          <w:szCs w:val="28"/>
-        </w:rPr>
-        <w:t xml:space="preserve">9. Pendientes</w:t>
-      </w:r>
-    </w:p>
-    <w:p>
-      <w:pPr>
-        <w:pStyle w:val="ListParagraph"/>
-        <w:numPr>
-          <w:ilvl w:val="0"/>
-          <w:numId w:val="2"/>
-        </w:numPr>
-        <w:spacing w:after="80" w:line="285"/>
-      </w:pPr>
-      <w:r>
-        <w:rPr>
-          <w:rFonts w:ascii="Calibri" w:cs="Calibri" w:eastAsia="Calibri" w:hAnsi="Calibri"/>
-          <w:sz w:val="21"/>
-          <w:szCs w:val="21"/>
-        </w:rPr>
-        <w:t xml:space="preserve">Ejecutar en una máquina con MATLAB las pruebas del simulador y una corrida completa, y revisar los totales anuales contra la estimación del catálogo.</w:t>
-      </w:r>
-    </w:p>
-    <w:p>
-      <w:pPr>
-        <w:pStyle w:val="ListParagraph"/>
-        <w:numPr>
-          <w:ilvl w:val="0"/>
-          <w:numId w:val="2"/>
-        </w:numPr>
-        <w:spacing w:after="80" w:line="285"/>
-      </w:pPr>
-      <w:r>
-        <w:rPr>
-          <w:rFonts w:ascii="Calibri" w:cs="Calibri" w:eastAsia="Calibri" w:hAnsi="Calibri"/>
-          <w:sz w:val="21"/>
-          <w:szCs w:val="21"/>
-        </w:rPr>
-        <w:t xml:space="preserve">Contrastar los datos de los 110 equipos con fichas técnicas de fabricantes.</w:t>
-      </w:r>
-    </w:p>
-    <w:p>
-      <w:pPr>
-        <w:pStyle w:val="ListParagraph"/>
-        <w:numPr>
-          <w:ilvl w:val="0"/>
-          <w:numId w:val="2"/>
-        </w:numPr>
-        <w:spacing w:after="80" w:line="285"/>
-      </w:pPr>
-      <w:r>
-        <w:rPr>
-          <w:rFonts w:ascii="Calibri" w:cs="Calibri" w:eastAsia="Calibri" w:hAnsi="Calibri"/>
-          <w:sz w:val="21"/>
-          <w:szCs w:val="21"/>
-        </w:rPr>
-        <w:t xml:space="preserve">Programar los escenarios de la sección 7 (por ejemplo, un equipo estándar contra uno de alta eficiencia, o con y sin variador) y mostrarlos en el dashboard, que es el objetivo central del nuevo enfoque. Falta además una referencia que respalde los ahorros esperados.</w:t>
-      </w:r>
-    </w:p>
-    <w:p>
-      <w:pPr>
-        <w:pStyle w:val="ListParagraph"/>
-        <w:numPr>
-          <w:ilvl w:val="0"/>
-          <w:numId w:val="2"/>
-        </w:numPr>
-        <w:spacing w:after="80" w:line="285"/>
-      </w:pPr>
-      <w:r>
-        <w:rPr>
-          <w:rFonts w:ascii="Calibri" w:cs="Calibri" w:eastAsia="Calibri" w:hAnsi="Calibri"/>
-          <w:sz w:val="21"/>
-          <w:szCs w:val="21"/>
-        </w:rPr>
-        <w:t xml:space="preserve">Incorporar la predicción de demanda y la importación de datos reales para comparar contra la simulación.</w:t>
-      </w:r>
-    </w:p>
-    <w:p>
-      <w:pPr>
-        <w:pStyle w:val="ListParagraph"/>
-        <w:numPr>
-          <w:ilvl w:val="0"/>
-          <w:numId w:val="2"/>
-        </w:numPr>
-        <w:spacing w:after="80" w:line="285"/>
-      </w:pPr>
-      <w:r>
-        <w:rPr>
-          <w:rFonts w:ascii="Calibri" w:cs="Calibri" w:eastAsia="Calibri" w:hAnsi="Calibri"/>
-          <w:sz w:val="21"/>
-          <w:szCs w:val="21"/>
-        </w:rPr>
-        <w:t xml:space="preserve">Hacer que los filtros de máquina y fecha afecten a los gráficos.</w:t>
-      </w:r>
-    </w:p>
-    <w:p>
-      <w:pPr>
-        <w:pStyle w:val="ListParagraph"/>
-        <w:numPr>
-          <w:ilvl w:val="0"/>
-          <w:numId w:val="2"/>
-        </w:numPr>
-        <w:spacing w:after="80" w:line="285"/>
-      </w:pPr>
-      <w:r>
-        <w:rPr>
-          <w:rFonts w:ascii="Calibri" w:cs="Calibri" w:eastAsia="Calibri" w:hAnsi="Calibri"/>
-          <w:sz w:val="21"/>
-          <w:szCs w:val="21"/>
-        </w:rPr>
-        <w:t xml:space="preserve">Decidir si el catálogo pasa a una estructura de carpetas por máquina.</w:t>
       </w:r>
     </w:p>
     <w:p>
